--- a/lessons/7-5/downloads/reveal/7.5-session-1-practice-form-b.docx
+++ b/lessons/7-5/downloads/reveal/7.5-session-1-practice-form-b.docx
@@ -15,7 +15,7 @@
         <w:rPr>
           <w:rFonts w:ascii="Avenir Next" w:hAnsi="Avenir Next" w:cs="Avenir Next" w:eastAsia="Avenir Next"/>
           <w:color w:val="1A1A1A"/>
-          <w:sz w:val="20"/>
+          <w:sz w:val="22"/>
           <w:szCs w:val="20"/>
         </w:rPr>
         <w:t xml:space="preserve">Name</w:t>
@@ -33,7 +33,7 @@
         <w:rPr>
           <w:rFonts w:ascii="Avenir Next" w:hAnsi="Avenir Next" w:cs="Avenir Next" w:eastAsia="Avenir Next"/>
           <w:color w:val="1A1A1A"/>
-          <w:sz w:val="20"/>
+          <w:sz w:val="22"/>
           <w:szCs w:val="20"/>
         </w:rPr>
         <w:t xml:space="preserve">   Date</w:t>
@@ -51,7 +51,7 @@
         <w:rPr>
           <w:rFonts w:ascii="Avenir Next" w:hAnsi="Avenir Next" w:cs="Avenir Next" w:eastAsia="Avenir Next"/>
           <w:color w:val="1A1A1A"/>
-          <w:sz w:val="20"/>
+          <w:sz w:val="22"/>
           <w:szCs w:val="20"/>
         </w:rPr>
         <w:t xml:space="preserve">   Period</w:t>
@@ -78,7 +78,7 @@
           <w:caps/>
           <w:color w:val="003A70"/>
           <w:spacing w:val="12"/>
-          <w:sz w:val="19"/>
+          <w:sz w:val="22"/>
           <w:szCs w:val="19"/>
         </w:rPr>
         <w:t xml:space="preserve">Lesson 7-5  ·  Session 1  ·  Practice  ·  Form B</w:t>
@@ -86,6 +86,7 @@
     </w:p>
     <w:p>
       <w:pPr>
+        <w:pStyle w:val="Heading1"/>
         <w:keepNext/>
         <w:spacing w:before="0" w:after="10" w:line="240" w:lineRule="auto"/>
       </w:pPr>
@@ -111,7 +112,7 @@
         <w:rPr>
           <w:rFonts w:ascii="Avenir Next" w:hAnsi="Avenir Next" w:cs="Avenir Next" w:eastAsia="Avenir Next"/>
           <w:color w:val="5A5F66"/>
-          <w:sz w:val="17"/>
+          <w:sz w:val="22"/>
           <w:szCs w:val="17"/>
         </w:rPr>
         <w:t xml:space="preserve">Learning target — I can plot a point with rational coordinates and name the quadrant it lies in.</w:t>
@@ -128,7 +129,7 @@
     </w:p>
     <w:p>
       <w:pPr>
-        <w:spacing w:before="0" w:after="0" w:line="60" w:lineRule="auto"/>
+        <w:spacing w:before="0" w:after="0" w:line="50" w:lineRule="exact"/>
       </w:pPr>
     </w:p>
     <w:tbl>
@@ -167,6 +168,7 @@
           </w:tcPr>
           <w:p>
             <w:pPr>
+              <w:pStyle w:val="Heading2"/>
               <w:spacing w:before="0" w:after="40" w:line="264" w:lineRule="auto"/>
             </w:pPr>
             <w:r>
@@ -194,63 +196,63 @@
                 <w:rFonts w:ascii="Avenir Next" w:hAnsi="Avenir Next" w:cs="Avenir Next" w:eastAsia="Avenir Next"/>
                 <w:b/>
                 <w:color w:val="003A70"/>
+                <w:sz w:val="22"/>
+                <w:szCs w:val="18"/>
+              </w:rPr>
+              <w:t xml:space="preserve">•</w:t>
+            </w:r>
+            <w:r>
+              <w:rPr>
+                <w:rFonts w:ascii="Avenir Next" w:hAnsi="Avenir Next" w:cs="Avenir Next" w:eastAsia="Avenir Next"/>
+                <w:color w:val="1A1A1A"/>
                 <w:sz w:val="18"/>
                 <w:szCs w:val="18"/>
               </w:rPr>
-              <w:t xml:space="preserve">•</w:t>
-            </w:r>
-            <w:r>
-              <w:rPr>
-                <w:rFonts w:ascii="Avenir Next" w:hAnsi="Avenir Next" w:cs="Avenir Next" w:eastAsia="Avenir Next"/>
-                <w:color w:val="1A1A1A"/>
-                <w:sz w:val="18"/>
+              <w:tab/>
+            </w:r>
+            <w:r>
+              <w:rPr>
+                <w:rFonts w:ascii="Avenir Next" w:hAnsi="Avenir Next" w:cs="Avenir Next" w:eastAsia="Avenir Next"/>
+                <w:color w:val="1A1A1A"/>
+                <w:sz w:val="22"/>
                 <w:szCs w:val="18"/>
               </w:rPr>
-              <w:tab/>
-            </w:r>
-            <w:r>
-              <w:rPr>
-                <w:rFonts w:ascii="Avenir Next" w:hAnsi="Avenir Next" w:cs="Avenir Next" w:eastAsia="Avenir Next"/>
-                <w:color w:val="1A1A1A"/>
-                <w:sz w:val="18"/>
+              <w:t xml:space="preserve">An </w:t>
+            </w:r>
+            <w:r>
+              <w:rPr>
+                <w:rFonts w:ascii="Avenir Next" w:hAnsi="Avenir Next" w:cs="Avenir Next" w:eastAsia="Avenir Next"/>
+                <w:b/>
+                <w:color w:val="1A1A1A"/>
+                <w:sz w:val="22"/>
                 <w:szCs w:val="18"/>
               </w:rPr>
-              <w:t xml:space="preserve">An </w:t>
-            </w:r>
-            <w:r>
-              <w:rPr>
-                <w:rFonts w:ascii="Avenir Next" w:hAnsi="Avenir Next" w:cs="Avenir Next" w:eastAsia="Avenir Next"/>
-                <w:b/>
-                <w:color w:val="1A1A1A"/>
-                <w:sz w:val="18"/>
+              <w:t xml:space="preserve">ordered pair</w:t>
+            </w:r>
+            <w:r>
+              <w:rPr>
+                <w:rFonts w:ascii="Avenir Next" w:hAnsi="Avenir Next" w:cs="Avenir Next" w:eastAsia="Avenir Next"/>
+                <w:color w:val="1A1A1A"/>
+                <w:sz w:val="22"/>
                 <w:szCs w:val="18"/>
               </w:rPr>
-              <w:t xml:space="preserve">ordered pair</w:t>
-            </w:r>
-            <w:r>
-              <w:rPr>
-                <w:rFonts w:ascii="Avenir Next" w:hAnsi="Avenir Next" w:cs="Avenir Next" w:eastAsia="Avenir Next"/>
-                <w:color w:val="1A1A1A"/>
-                <w:sz w:val="18"/>
+              <w:t xml:space="preserve"> (x, y) names a point. Start at the </w:t>
+            </w:r>
+            <w:r>
+              <w:rPr>
+                <w:rFonts w:ascii="Avenir Next" w:hAnsi="Avenir Next" w:cs="Avenir Next" w:eastAsia="Avenir Next"/>
+                <w:b/>
+                <w:color w:val="1A1A1A"/>
+                <w:sz w:val="22"/>
                 <w:szCs w:val="18"/>
               </w:rPr>
-              <w:t xml:space="preserve"> (x, y) names a point. Start at the </w:t>
-            </w:r>
-            <w:r>
-              <w:rPr>
-                <w:rFonts w:ascii="Avenir Next" w:hAnsi="Avenir Next" w:cs="Avenir Next" w:eastAsia="Avenir Next"/>
-                <w:b/>
-                <w:color w:val="1A1A1A"/>
-                <w:sz w:val="18"/>
-                <w:szCs w:val="18"/>
-              </w:rPr>
               <w:t xml:space="preserve">origin</w:t>
             </w:r>
             <w:r>
               <w:rPr>
                 <w:rFonts w:ascii="Avenir Next" w:hAnsi="Avenir Next" w:cs="Avenir Next" w:eastAsia="Avenir Next"/>
                 <w:color w:val="1A1A1A"/>
-                <w:sz w:val="18"/>
+                <w:sz w:val="22"/>
                 <w:szCs w:val="18"/>
               </w:rPr>
               <w:t xml:space="preserve"> (0, 0): x says right or left, then y says up or down.</w:t>
@@ -269,44 +271,44 @@
                 <w:rFonts w:ascii="Avenir Next" w:hAnsi="Avenir Next" w:cs="Avenir Next" w:eastAsia="Avenir Next"/>
                 <w:b/>
                 <w:color w:val="003A70"/>
+                <w:sz w:val="22"/>
+                <w:szCs w:val="18"/>
+              </w:rPr>
+              <w:t xml:space="preserve">•</w:t>
+            </w:r>
+            <w:r>
+              <w:rPr>
+                <w:rFonts w:ascii="Avenir Next" w:hAnsi="Avenir Next" w:cs="Avenir Next" w:eastAsia="Avenir Next"/>
+                <w:color w:val="1A1A1A"/>
                 <w:sz w:val="18"/>
                 <w:szCs w:val="18"/>
               </w:rPr>
-              <w:t xml:space="preserve">•</w:t>
-            </w:r>
-            <w:r>
-              <w:rPr>
-                <w:rFonts w:ascii="Avenir Next" w:hAnsi="Avenir Next" w:cs="Avenir Next" w:eastAsia="Avenir Next"/>
-                <w:color w:val="1A1A1A"/>
-                <w:sz w:val="18"/>
+              <w:tab/>
+            </w:r>
+            <w:r>
+              <w:rPr>
+                <w:rFonts w:ascii="Avenir Next" w:hAnsi="Avenir Next" w:cs="Avenir Next" w:eastAsia="Avenir Next"/>
+                <w:color w:val="1A1A1A"/>
+                <w:sz w:val="22"/>
                 <w:szCs w:val="18"/>
               </w:rPr>
-              <w:tab/>
-            </w:r>
-            <w:r>
-              <w:rPr>
-                <w:rFonts w:ascii="Avenir Next" w:hAnsi="Avenir Next" w:cs="Avenir Next" w:eastAsia="Avenir Next"/>
-                <w:color w:val="1A1A1A"/>
-                <w:sz w:val="18"/>
+              <w:t xml:space="preserve">Signs name the </w:t>
+            </w:r>
+            <w:r>
+              <w:rPr>
+                <w:rFonts w:ascii="Avenir Next" w:hAnsi="Avenir Next" w:cs="Avenir Next" w:eastAsia="Avenir Next"/>
+                <w:b/>
+                <w:color w:val="1A1A1A"/>
+                <w:sz w:val="22"/>
                 <w:szCs w:val="18"/>
               </w:rPr>
-              <w:t xml:space="preserve">Signs name the </w:t>
-            </w:r>
-            <w:r>
-              <w:rPr>
-                <w:rFonts w:ascii="Avenir Next" w:hAnsi="Avenir Next" w:cs="Avenir Next" w:eastAsia="Avenir Next"/>
-                <w:b/>
-                <w:color w:val="1A1A1A"/>
-                <w:sz w:val="18"/>
-                <w:szCs w:val="18"/>
-              </w:rPr>
               <w:t xml:space="preserve">quadrant</w:t>
             </w:r>
             <w:r>
               <w:rPr>
                 <w:rFonts w:ascii="Avenir Next" w:hAnsi="Avenir Next" w:cs="Avenir Next" w:eastAsia="Avenir Next"/>
                 <w:color w:val="1A1A1A"/>
-                <w:sz w:val="18"/>
+                <w:sz w:val="22"/>
                 <w:szCs w:val="18"/>
               </w:rPr>
               <w:t xml:space="preserve">: (+, +) I, (−, +) II, (−, −) III, (+, −) IV.</w:t>
@@ -325,44 +327,44 @@
                 <w:rFonts w:ascii="Avenir Next" w:hAnsi="Avenir Next" w:cs="Avenir Next" w:eastAsia="Avenir Next"/>
                 <w:b/>
                 <w:color w:val="003A70"/>
+                <w:sz w:val="22"/>
+                <w:szCs w:val="18"/>
+              </w:rPr>
+              <w:t xml:space="preserve">•</w:t>
+            </w:r>
+            <w:r>
+              <w:rPr>
+                <w:rFonts w:ascii="Avenir Next" w:hAnsi="Avenir Next" w:cs="Avenir Next" w:eastAsia="Avenir Next"/>
+                <w:color w:val="1A1A1A"/>
                 <w:sz w:val="18"/>
                 <w:szCs w:val="18"/>
               </w:rPr>
-              <w:t xml:space="preserve">•</w:t>
-            </w:r>
-            <w:r>
-              <w:rPr>
-                <w:rFonts w:ascii="Avenir Next" w:hAnsi="Avenir Next" w:cs="Avenir Next" w:eastAsia="Avenir Next"/>
-                <w:color w:val="1A1A1A"/>
-                <w:sz w:val="18"/>
+              <w:tab/>
+            </w:r>
+            <w:r>
+              <w:rPr>
+                <w:rFonts w:ascii="Avenir Next" w:hAnsi="Avenir Next" w:cs="Avenir Next" w:eastAsia="Avenir Next"/>
+                <w:color w:val="1A1A1A"/>
+                <w:sz w:val="22"/>
                 <w:szCs w:val="18"/>
               </w:rPr>
-              <w:tab/>
-            </w:r>
-            <w:r>
-              <w:rPr>
-                <w:rFonts w:ascii="Avenir Next" w:hAnsi="Avenir Next" w:cs="Avenir Next" w:eastAsia="Avenir Next"/>
-                <w:color w:val="1A1A1A"/>
-                <w:sz w:val="18"/>
+              <w:t xml:space="preserve">A point with a 0 coordinate is </w:t>
+            </w:r>
+            <w:r>
+              <w:rPr>
+                <w:rFonts w:ascii="Avenir Next" w:hAnsi="Avenir Next" w:cs="Avenir Next" w:eastAsia="Avenir Next"/>
+                <w:b/>
+                <w:color w:val="1A1A1A"/>
+                <w:sz w:val="22"/>
                 <w:szCs w:val="18"/>
               </w:rPr>
-              <w:t xml:space="preserve">A point with a 0 coordinate is </w:t>
-            </w:r>
-            <w:r>
-              <w:rPr>
-                <w:rFonts w:ascii="Avenir Next" w:hAnsi="Avenir Next" w:cs="Avenir Next" w:eastAsia="Avenir Next"/>
-                <w:b/>
-                <w:color w:val="1A1A1A"/>
-                <w:sz w:val="18"/>
-                <w:szCs w:val="18"/>
-              </w:rPr>
               <w:t xml:space="preserve">on an axis</w:t>
             </w:r>
             <w:r>
               <w:rPr>
                 <w:rFonts w:ascii="Avenir Next" w:hAnsi="Avenir Next" w:cs="Avenir Next" w:eastAsia="Avenir Next"/>
                 <w:color w:val="1A1A1A"/>
-                <w:sz w:val="18"/>
+                <w:sz w:val="22"/>
                 <w:szCs w:val="18"/>
               </w:rPr>
               <w:t xml:space="preserve">, not in a quadrant.</w:t>
@@ -377,6 +379,7 @@
           </w:tcPr>
           <w:p>
             <w:pPr>
+              <w:pStyle w:val="Heading2"/>
               <w:spacing w:before="0" w:after="40" w:line="264" w:lineRule="auto"/>
             </w:pPr>
             <w:r>
@@ -399,7 +402,7 @@
               <w:rPr>
                 <w:rFonts w:ascii="Avenir Next" w:hAnsi="Avenir Next" w:cs="Avenir Next" w:eastAsia="Avenir Next"/>
                 <w:color w:val="1A1A1A"/>
-                <w:sz w:val="17"/>
+                <w:sz w:val="22"/>
                 <w:szCs w:val="17"/>
               </w:rPr>
               <w:t xml:space="preserve">Plot (−5, −4). Name its quadrant.</w:t>
@@ -418,25 +421,25 @@
                 <w:rFonts w:ascii="Avenir Next" w:hAnsi="Avenir Next" w:cs="Avenir Next" w:eastAsia="Avenir Next"/>
                 <w:b/>
                 <w:color w:val="003A70"/>
+                <w:sz w:val="22"/>
+                <w:szCs w:val="17"/>
+              </w:rPr>
+              <w:t xml:space="preserve">Step 1</w:t>
+            </w:r>
+            <w:r>
+              <w:rPr>
+                <w:rFonts w:ascii="Avenir Next" w:hAnsi="Avenir Next" w:cs="Avenir Next" w:eastAsia="Avenir Next"/>
+                <w:color w:val="1A1A1A"/>
                 <w:sz w:val="17"/>
                 <w:szCs w:val="17"/>
               </w:rPr>
-              <w:t xml:space="preserve">Step 1</w:t>
-            </w:r>
-            <w:r>
-              <w:rPr>
-                <w:rFonts w:ascii="Avenir Next" w:hAnsi="Avenir Next" w:cs="Avenir Next" w:eastAsia="Avenir Next"/>
-                <w:color w:val="1A1A1A"/>
-                <w:sz w:val="17"/>
-                <w:szCs w:val="17"/>
-              </w:rPr>
               <w:tab/>
             </w:r>
             <w:r>
               <w:rPr>
                 <w:rFonts w:ascii="Avenir Next" w:hAnsi="Avenir Next" w:cs="Avenir Next" w:eastAsia="Avenir Next"/>
                 <w:color w:val="1A1A1A"/>
-                <w:sz w:val="17"/>
+                <w:sz w:val="22"/>
                 <w:szCs w:val="17"/>
               </w:rPr>
               <w:t xml:space="preserve">Start at the origin, (0, 0).</w:t>
@@ -455,25 +458,25 @@
                 <w:rFonts w:ascii="Avenir Next" w:hAnsi="Avenir Next" w:cs="Avenir Next" w:eastAsia="Avenir Next"/>
                 <w:b/>
                 <w:color w:val="003A70"/>
+                <w:sz w:val="22"/>
+                <w:szCs w:val="17"/>
+              </w:rPr>
+              <w:t xml:space="preserve">Step 2</w:t>
+            </w:r>
+            <w:r>
+              <w:rPr>
+                <w:rFonts w:ascii="Avenir Next" w:hAnsi="Avenir Next" w:cs="Avenir Next" w:eastAsia="Avenir Next"/>
+                <w:color w:val="1A1A1A"/>
                 <w:sz w:val="17"/>
                 <w:szCs w:val="17"/>
               </w:rPr>
-              <w:t xml:space="preserve">Step 2</w:t>
-            </w:r>
-            <w:r>
-              <w:rPr>
-                <w:rFonts w:ascii="Avenir Next" w:hAnsi="Avenir Next" w:cs="Avenir Next" w:eastAsia="Avenir Next"/>
-                <w:color w:val="1A1A1A"/>
-                <w:sz w:val="17"/>
-                <w:szCs w:val="17"/>
-              </w:rPr>
               <w:tab/>
             </w:r>
             <w:r>
               <w:rPr>
                 <w:rFonts w:ascii="Avenir Next" w:hAnsi="Avenir Next" w:cs="Avenir Next" w:eastAsia="Avenir Next"/>
                 <w:color w:val="1A1A1A"/>
-                <w:sz w:val="17"/>
+                <w:sz w:val="22"/>
                 <w:szCs w:val="17"/>
               </w:rPr>
               <w:t xml:space="preserve">Move 5 units left, because x = −5.</w:t>
@@ -492,25 +495,25 @@
                 <w:rFonts w:ascii="Avenir Next" w:hAnsi="Avenir Next" w:cs="Avenir Next" w:eastAsia="Avenir Next"/>
                 <w:b/>
                 <w:color w:val="003A70"/>
+                <w:sz w:val="22"/>
+                <w:szCs w:val="17"/>
+              </w:rPr>
+              <w:t xml:space="preserve">Step 3</w:t>
+            </w:r>
+            <w:r>
+              <w:rPr>
+                <w:rFonts w:ascii="Avenir Next" w:hAnsi="Avenir Next" w:cs="Avenir Next" w:eastAsia="Avenir Next"/>
+                <w:color w:val="1A1A1A"/>
                 <w:sz w:val="17"/>
                 <w:szCs w:val="17"/>
               </w:rPr>
-              <w:t xml:space="preserve">Step 3</w:t>
-            </w:r>
-            <w:r>
-              <w:rPr>
-                <w:rFonts w:ascii="Avenir Next" w:hAnsi="Avenir Next" w:cs="Avenir Next" w:eastAsia="Avenir Next"/>
-                <w:color w:val="1A1A1A"/>
-                <w:sz w:val="17"/>
-                <w:szCs w:val="17"/>
-              </w:rPr>
               <w:tab/>
             </w:r>
             <w:r>
               <w:rPr>
                 <w:rFonts w:ascii="Avenir Next" w:hAnsi="Avenir Next" w:cs="Avenir Next" w:eastAsia="Avenir Next"/>
                 <w:color w:val="1A1A1A"/>
-                <w:sz w:val="17"/>
+                <w:sz w:val="22"/>
                 <w:szCs w:val="17"/>
               </w:rPr>
               <w:t xml:space="preserve">Move 4 units down, because y = −4.</w:t>
@@ -529,18 +532,18 @@
                 <w:rFonts w:ascii="Avenir Next" w:hAnsi="Avenir Next" w:cs="Avenir Next" w:eastAsia="Avenir Next"/>
                 <w:b/>
                 <w:color w:val="1A1A1A"/>
+                <w:sz w:val="22"/>
+                <w:szCs w:val="17"/>
+              </w:rPr>
+              <w:t xml:space="preserve">Answer</w:t>
+            </w:r>
+            <w:r>
+              <w:rPr>
+                <w:rFonts w:ascii="Avenir Next" w:hAnsi="Avenir Next" w:cs="Avenir Next" w:eastAsia="Avenir Next"/>
+                <w:color w:val="1A1A1A"/>
                 <w:sz w:val="17"/>
                 <w:szCs w:val="17"/>
               </w:rPr>
-              <w:t xml:space="preserve">Answer</w:t>
-            </w:r>
-            <w:r>
-              <w:rPr>
-                <w:rFonts w:ascii="Avenir Next" w:hAnsi="Avenir Next" w:cs="Avenir Next" w:eastAsia="Avenir Next"/>
-                <w:color w:val="1A1A1A"/>
-                <w:sz w:val="17"/>
-                <w:szCs w:val="17"/>
-              </w:rPr>
               <w:tab/>
             </w:r>
             <w:r>
@@ -548,7 +551,7 @@
                 <w:rFonts w:ascii="Avenir Next" w:hAnsi="Avenir Next" w:cs="Avenir Next" w:eastAsia="Avenir Next"/>
                 <w:b/>
                 <w:color w:val="1A1A1A"/>
-                <w:sz w:val="17"/>
+                <w:sz w:val="22"/>
                 <w:szCs w:val="17"/>
               </w:rPr>
               <w:t xml:space="preserve">(−, −) is Quadrant III</w:t>
@@ -577,7 +580,7 @@
           <w:rFonts w:ascii="Avenir Next" w:hAnsi="Avenir Next" w:cs="Avenir Next" w:eastAsia="Avenir Next"/>
           <w:b/>
           <w:color w:val="1A1A1A"/>
-          <w:sz w:val="17"/>
+          <w:sz w:val="22"/>
           <w:szCs w:val="17"/>
         </w:rPr>
         <w:t xml:space="preserve">coordinate plane</w:t>
@@ -587,7 +590,7 @@
           <w:rFonts w:ascii="Avenir Next" w:hAnsi="Avenir Next" w:cs="Avenir Next" w:eastAsia="Avenir Next"/>
           <w:i/>
           <w:color w:val="5A5F66"/>
-          <w:sz w:val="17"/>
+          <w:sz w:val="22"/>
           <w:szCs w:val="17"/>
         </w:rPr>
         <w:t xml:space="preserve"> (plano de coordenadas)</w:t>
@@ -596,7 +599,7 @@
         <w:rPr>
           <w:rFonts w:ascii="Avenir Next" w:hAnsi="Avenir Next" w:cs="Avenir Next" w:eastAsia="Avenir Next"/>
           <w:color w:val="5A5F66"/>
-          <w:sz w:val="17"/>
+          <w:sz w:val="22"/>
           <w:szCs w:val="17"/>
         </w:rPr>
         <w:t xml:space="preserve">   ·   </w:t>
@@ -606,7 +609,7 @@
           <w:rFonts w:ascii="Avenir Next" w:hAnsi="Avenir Next" w:cs="Avenir Next" w:eastAsia="Avenir Next"/>
           <w:b/>
           <w:color w:val="1A1A1A"/>
-          <w:sz w:val="17"/>
+          <w:sz w:val="22"/>
           <w:szCs w:val="17"/>
         </w:rPr>
         <w:t xml:space="preserve">ordered pair</w:t>
@@ -616,7 +619,7 @@
           <w:rFonts w:ascii="Avenir Next" w:hAnsi="Avenir Next" w:cs="Avenir Next" w:eastAsia="Avenir Next"/>
           <w:i/>
           <w:color w:val="5A5F66"/>
-          <w:sz w:val="17"/>
+          <w:sz w:val="22"/>
           <w:szCs w:val="17"/>
         </w:rPr>
         <w:t xml:space="preserve"> (par ordenado)</w:t>
@@ -625,7 +628,7 @@
         <w:rPr>
           <w:rFonts w:ascii="Avenir Next" w:hAnsi="Avenir Next" w:cs="Avenir Next" w:eastAsia="Avenir Next"/>
           <w:color w:val="5A5F66"/>
-          <w:sz w:val="17"/>
+          <w:sz w:val="22"/>
           <w:szCs w:val="17"/>
         </w:rPr>
         <w:t xml:space="preserve">   ·   </w:t>
@@ -635,7 +638,7 @@
           <w:rFonts w:ascii="Avenir Next" w:hAnsi="Avenir Next" w:cs="Avenir Next" w:eastAsia="Avenir Next"/>
           <w:b/>
           <w:color w:val="1A1A1A"/>
-          <w:sz w:val="17"/>
+          <w:sz w:val="22"/>
           <w:szCs w:val="17"/>
         </w:rPr>
         <w:t xml:space="preserve">origin</w:t>
@@ -645,7 +648,7 @@
           <w:rFonts w:ascii="Avenir Next" w:hAnsi="Avenir Next" w:cs="Avenir Next" w:eastAsia="Avenir Next"/>
           <w:i/>
           <w:color w:val="5A5F66"/>
-          <w:sz w:val="17"/>
+          <w:sz w:val="22"/>
           <w:szCs w:val="17"/>
         </w:rPr>
         <w:t xml:space="preserve"> (origen)</w:t>
@@ -654,7 +657,7 @@
         <w:rPr>
           <w:rFonts w:ascii="Avenir Next" w:hAnsi="Avenir Next" w:cs="Avenir Next" w:eastAsia="Avenir Next"/>
           <w:color w:val="5A5F66"/>
-          <w:sz w:val="17"/>
+          <w:sz w:val="22"/>
           <w:szCs w:val="17"/>
         </w:rPr>
         <w:t xml:space="preserve">   ·   </w:t>
@@ -664,7 +667,7 @@
           <w:rFonts w:ascii="Avenir Next" w:hAnsi="Avenir Next" w:cs="Avenir Next" w:eastAsia="Avenir Next"/>
           <w:b/>
           <w:color w:val="1A1A1A"/>
-          <w:sz w:val="17"/>
+          <w:sz w:val="22"/>
           <w:szCs w:val="17"/>
         </w:rPr>
         <w:t xml:space="preserve">quadrant</w:t>
@@ -674,7 +677,7 @@
           <w:rFonts w:ascii="Avenir Next" w:hAnsi="Avenir Next" w:cs="Avenir Next" w:eastAsia="Avenir Next"/>
           <w:i/>
           <w:color w:val="5A5F66"/>
-          <w:sz w:val="17"/>
+          <w:sz w:val="22"/>
           <w:szCs w:val="17"/>
         </w:rPr>
         <w:t xml:space="preserve"> (cuadrante)</w:t>
@@ -682,6 +685,7 @@
     </w:p>
     <w:p>
       <w:pPr>
+        <w:pStyle w:val="Heading2"/>
         <w:keepNext/>
         <w:pBdr>
           <w:bottom w:val="single" w:sz="8" w:space="3" w:color="003A70"/>
@@ -697,7 +701,7 @@
           <w:b/>
           <w:color w:val="003A70"/>
           <w:spacing w:val="14"/>
-          <w:sz w:val="19"/>
+          <w:sz w:val="22"/>
           <w:szCs w:val="19"/>
         </w:rPr>
         <w:t xml:space="preserve">PRACTICE</w:t>
@@ -716,7 +720,7 @@
           <w:rFonts w:ascii="Avenir Next" w:hAnsi="Avenir Next" w:cs="Avenir Next" w:eastAsia="Avenir Next"/>
           <w:i/>
           <w:color w:val="5A5F66"/>
-          <w:sz w:val="17"/>
+          <w:sz w:val="22"/>
           <w:szCs w:val="17"/>
         </w:rPr>
         <w:t xml:space="preserve">show your work · label units</w:t>
@@ -724,7 +728,7 @@
     </w:p>
     <w:p>
       <w:pPr>
-        <w:spacing w:before="0" w:after="0" w:line="20" w:lineRule="exact"/>
+        <w:spacing w:before="0" w:after="0" w:line="50" w:lineRule="exact"/>
       </w:pPr>
     </w:p>
     <w:tbl>
@@ -774,25 +778,25 @@
                 <w:rFonts w:ascii="Avenir Next" w:hAnsi="Avenir Next" w:cs="Avenir Next" w:eastAsia="Avenir Next"/>
                 <w:b/>
                 <w:color w:val="1A1A1A"/>
+                <w:sz w:val="22"/>
+                <w:szCs w:val="20"/>
+              </w:rPr>
+              <w:t xml:space="preserve">1.</w:t>
+            </w:r>
+            <w:r>
+              <w:rPr>
+                <w:rFonts w:ascii="Avenir Next" w:hAnsi="Avenir Next" w:cs="Avenir Next" w:eastAsia="Avenir Next"/>
+                <w:color w:val="1A1A1A"/>
                 <w:sz w:val="20"/>
                 <w:szCs w:val="20"/>
               </w:rPr>
-              <w:t xml:space="preserve">1.</w:t>
-            </w:r>
-            <w:r>
-              <w:rPr>
-                <w:rFonts w:ascii="Avenir Next" w:hAnsi="Avenir Next" w:cs="Avenir Next" w:eastAsia="Avenir Next"/>
-                <w:color w:val="1A1A1A"/>
-                <w:sz w:val="20"/>
-                <w:szCs w:val="20"/>
-              </w:rPr>
               <w:tab/>
             </w:r>
             <w:r>
               <w:rPr>
                 <w:rFonts w:ascii="Avenir Next" w:hAnsi="Avenir Next" w:cs="Avenir Next" w:eastAsia="Avenir Next"/>
                 <w:color w:val="1A1A1A"/>
-                <w:sz w:val="20"/>
+                <w:sz w:val="22"/>
                 <w:szCs w:val="20"/>
               </w:rPr>
               <w:t xml:space="preserve">Name the quadrant or axis for each point.</w:t>
@@ -848,25 +852,25 @@
                       <w:rFonts w:ascii="Avenir Next" w:hAnsi="Avenir Next" w:cs="Avenir Next" w:eastAsia="Avenir Next"/>
                       <w:b/>
                       <w:color w:val="003A70"/>
+                      <w:sz w:val="22"/>
+                      <w:szCs w:val="20"/>
+                    </w:rPr>
+                    <w:t xml:space="preserve">a.</w:t>
+                  </w:r>
+                  <w:r>
+                    <w:rPr>
+                      <w:rFonts w:ascii="Avenir Next" w:hAnsi="Avenir Next" w:cs="Avenir Next" w:eastAsia="Avenir Next"/>
+                      <w:color w:val="1A1A1A"/>
                       <w:sz w:val="20"/>
                       <w:szCs w:val="20"/>
                     </w:rPr>
-                    <w:t xml:space="preserve">a.</w:t>
-                  </w:r>
-                  <w:r>
-                    <w:rPr>
-                      <w:rFonts w:ascii="Avenir Next" w:hAnsi="Avenir Next" w:cs="Avenir Next" w:eastAsia="Avenir Next"/>
-                      <w:color w:val="1A1A1A"/>
-                      <w:sz w:val="20"/>
-                      <w:szCs w:val="20"/>
-                    </w:rPr>
                     <w:tab/>
                   </w:r>
                   <w:r>
                     <w:rPr>
                       <w:rFonts w:ascii="Avenir Next" w:hAnsi="Avenir Next" w:cs="Avenir Next" w:eastAsia="Avenir Next"/>
                       <w:color w:val="1A1A1A"/>
-                      <w:sz w:val="20"/>
+                      <w:sz w:val="22"/>
                       <w:szCs w:val="20"/>
                     </w:rPr>
                     <w:t xml:space="preserve">(−3, 8)</w:t>
@@ -910,25 +914,25 @@
                       <w:rFonts w:ascii="Avenir Next" w:hAnsi="Avenir Next" w:cs="Avenir Next" w:eastAsia="Avenir Next"/>
                       <w:b/>
                       <w:color w:val="003A70"/>
+                      <w:sz w:val="22"/>
+                      <w:szCs w:val="20"/>
+                    </w:rPr>
+                    <w:t xml:space="preserve">b.</w:t>
+                  </w:r>
+                  <w:r>
+                    <w:rPr>
+                      <w:rFonts w:ascii="Avenir Next" w:hAnsi="Avenir Next" w:cs="Avenir Next" w:eastAsia="Avenir Next"/>
+                      <w:color w:val="1A1A1A"/>
                       <w:sz w:val="20"/>
                       <w:szCs w:val="20"/>
                     </w:rPr>
-                    <w:t xml:space="preserve">b.</w:t>
-                  </w:r>
-                  <w:r>
-                    <w:rPr>
-                      <w:rFonts w:ascii="Avenir Next" w:hAnsi="Avenir Next" w:cs="Avenir Next" w:eastAsia="Avenir Next"/>
-                      <w:color w:val="1A1A1A"/>
-                      <w:sz w:val="20"/>
-                      <w:szCs w:val="20"/>
-                    </w:rPr>
                     <w:tab/>
                   </w:r>
                   <w:r>
                     <w:rPr>
                       <w:rFonts w:ascii="Avenir Next" w:hAnsi="Avenir Next" w:cs="Avenir Next" w:eastAsia="Avenir Next"/>
                       <w:color w:val="1A1A1A"/>
-                      <w:sz w:val="20"/>
+                      <w:sz w:val="22"/>
                       <w:szCs w:val="20"/>
                     </w:rPr>
                     <w:t xml:space="preserve">(5, 2)</w:t>
@@ -972,25 +976,25 @@
                       <w:rFonts w:ascii="Avenir Next" w:hAnsi="Avenir Next" w:cs="Avenir Next" w:eastAsia="Avenir Next"/>
                       <w:b/>
                       <w:color w:val="003A70"/>
+                      <w:sz w:val="22"/>
+                      <w:szCs w:val="20"/>
+                    </w:rPr>
+                    <w:t xml:space="preserve">c.</w:t>
+                  </w:r>
+                  <w:r>
+                    <w:rPr>
+                      <w:rFonts w:ascii="Avenir Next" w:hAnsi="Avenir Next" w:cs="Avenir Next" w:eastAsia="Avenir Next"/>
+                      <w:color w:val="1A1A1A"/>
                       <w:sz w:val="20"/>
                       <w:szCs w:val="20"/>
                     </w:rPr>
-                    <w:t xml:space="preserve">c.</w:t>
-                  </w:r>
-                  <w:r>
-                    <w:rPr>
-                      <w:rFonts w:ascii="Avenir Next" w:hAnsi="Avenir Next" w:cs="Avenir Next" w:eastAsia="Avenir Next"/>
-                      <w:color w:val="1A1A1A"/>
-                      <w:sz w:val="20"/>
-                      <w:szCs w:val="20"/>
-                    </w:rPr>
                     <w:tab/>
                   </w:r>
                   <w:r>
                     <w:rPr>
                       <w:rFonts w:ascii="Avenir Next" w:hAnsi="Avenir Next" w:cs="Avenir Next" w:eastAsia="Avenir Next"/>
                       <w:color w:val="1A1A1A"/>
-                      <w:sz w:val="20"/>
+                      <w:sz w:val="22"/>
                       <w:szCs w:val="20"/>
                     </w:rPr>
                     <w:t xml:space="preserve">(−6, −1)</w:t>
@@ -1040,25 +1044,25 @@
                       <w:rFonts w:ascii="Avenir Next" w:hAnsi="Avenir Next" w:cs="Avenir Next" w:eastAsia="Avenir Next"/>
                       <w:b/>
                       <w:color w:val="003A70"/>
+                      <w:sz w:val="22"/>
+                      <w:szCs w:val="20"/>
+                    </w:rPr>
+                    <w:t xml:space="preserve">d.</w:t>
+                  </w:r>
+                  <w:r>
+                    <w:rPr>
+                      <w:rFonts w:ascii="Avenir Next" w:hAnsi="Avenir Next" w:cs="Avenir Next" w:eastAsia="Avenir Next"/>
+                      <w:color w:val="1A1A1A"/>
                       <w:sz w:val="20"/>
                       <w:szCs w:val="20"/>
                     </w:rPr>
-                    <w:t xml:space="preserve">d.</w:t>
-                  </w:r>
-                  <w:r>
-                    <w:rPr>
-                      <w:rFonts w:ascii="Avenir Next" w:hAnsi="Avenir Next" w:cs="Avenir Next" w:eastAsia="Avenir Next"/>
-                      <w:color w:val="1A1A1A"/>
-                      <w:sz w:val="20"/>
-                      <w:szCs w:val="20"/>
-                    </w:rPr>
                     <w:tab/>
                   </w:r>
                   <w:r>
                     <w:rPr>
                       <w:rFonts w:ascii="Avenir Next" w:hAnsi="Avenir Next" w:cs="Avenir Next" w:eastAsia="Avenir Next"/>
                       <w:color w:val="1A1A1A"/>
-                      <w:sz w:val="20"/>
+                      <w:sz w:val="22"/>
                       <w:szCs w:val="20"/>
                     </w:rPr>
                     <w:t xml:space="preserve">(7, −4)</w:t>
@@ -1102,25 +1106,25 @@
                       <w:rFonts w:ascii="Avenir Next" w:hAnsi="Avenir Next" w:cs="Avenir Next" w:eastAsia="Avenir Next"/>
                       <w:b/>
                       <w:color w:val="003A70"/>
+                      <w:sz w:val="22"/>
+                      <w:szCs w:val="20"/>
+                    </w:rPr>
+                    <w:t xml:space="preserve">e.</w:t>
+                  </w:r>
+                  <w:r>
+                    <w:rPr>
+                      <w:rFonts w:ascii="Avenir Next" w:hAnsi="Avenir Next" w:cs="Avenir Next" w:eastAsia="Avenir Next"/>
+                      <w:color w:val="1A1A1A"/>
                       <w:sz w:val="20"/>
                       <w:szCs w:val="20"/>
                     </w:rPr>
-                    <w:t xml:space="preserve">e.</w:t>
-                  </w:r>
-                  <w:r>
-                    <w:rPr>
-                      <w:rFonts w:ascii="Avenir Next" w:hAnsi="Avenir Next" w:cs="Avenir Next" w:eastAsia="Avenir Next"/>
-                      <w:color w:val="1A1A1A"/>
-                      <w:sz w:val="20"/>
-                      <w:szCs w:val="20"/>
-                    </w:rPr>
                     <w:tab/>
                   </w:r>
                   <w:r>
                     <w:rPr>
                       <w:rFonts w:ascii="Avenir Next" w:hAnsi="Avenir Next" w:cs="Avenir Next" w:eastAsia="Avenir Next"/>
                       <w:color w:val="1A1A1A"/>
-                      <w:sz w:val="20"/>
+                      <w:sz w:val="22"/>
                       <w:szCs w:val="20"/>
                     </w:rPr>
                     <w:t xml:space="preserve">(0, 3)</w:t>
@@ -1164,25 +1168,25 @@
                       <w:rFonts w:ascii="Avenir Next" w:hAnsi="Avenir Next" w:cs="Avenir Next" w:eastAsia="Avenir Next"/>
                       <w:b/>
                       <w:color w:val="003A70"/>
+                      <w:sz w:val="22"/>
+                      <w:szCs w:val="20"/>
+                    </w:rPr>
+                    <w:t xml:space="preserve">f.</w:t>
+                  </w:r>
+                  <w:r>
+                    <w:rPr>
+                      <w:rFonts w:ascii="Avenir Next" w:hAnsi="Avenir Next" w:cs="Avenir Next" w:eastAsia="Avenir Next"/>
+                      <w:color w:val="1A1A1A"/>
                       <w:sz w:val="20"/>
                       <w:szCs w:val="20"/>
                     </w:rPr>
-                    <w:t xml:space="preserve">f.</w:t>
-                  </w:r>
-                  <w:r>
-                    <w:rPr>
-                      <w:rFonts w:ascii="Avenir Next" w:hAnsi="Avenir Next" w:cs="Avenir Next" w:eastAsia="Avenir Next"/>
-                      <w:color w:val="1A1A1A"/>
-                      <w:sz w:val="20"/>
-                      <w:szCs w:val="20"/>
-                    </w:rPr>
                     <w:tab/>
                   </w:r>
                   <w:r>
                     <w:rPr>
                       <w:rFonts w:ascii="Avenir Next" w:hAnsi="Avenir Next" w:cs="Avenir Next" w:eastAsia="Avenir Next"/>
                       <w:color w:val="1A1A1A"/>
-                      <w:sz w:val="20"/>
+                      <w:sz w:val="22"/>
                       <w:szCs w:val="20"/>
                     </w:rPr>
                     <w:t xml:space="preserve">(−6, 0)</w:t>
@@ -1212,7 +1216,7 @@
           </w:tbl>
           <w:p>
             <w:pPr>
-              <w:spacing w:before="0" w:after="0" w:line="24" w:lineRule="auto"/>
+              <w:spacing w:before="0" w:after="0" w:line="50" w:lineRule="exact"/>
             </w:pPr>
           </w:p>
         </w:tc>
@@ -1220,12 +1224,12 @@
     </w:tbl>
     <w:p>
       <w:pPr>
-        <w:spacing w:before="0" w:after="0" w:line="20" w:lineRule="exact"/>
+        <w:spacing w:before="0" w:after="0" w:line="50" w:lineRule="exact"/>
       </w:pPr>
     </w:p>
     <w:p>
       <w:pPr>
-        <w:spacing w:before="0" w:after="0" w:line="20" w:lineRule="exact"/>
+        <w:spacing w:before="0" w:after="0" w:line="50" w:lineRule="exact"/>
       </w:pPr>
     </w:p>
     <w:tbl>
@@ -1309,18 +1313,18 @@
                       <w:rFonts w:ascii="Avenir Next" w:hAnsi="Avenir Next" w:cs="Avenir Next" w:eastAsia="Avenir Next"/>
                       <w:b/>
                       <w:color w:val="1A1A1A"/>
+                      <w:sz w:val="22"/>
+                      <w:szCs w:val="20"/>
+                    </w:rPr>
+                    <w:t xml:space="preserve">2.</w:t>
+                  </w:r>
+                  <w:r>
+                    <w:rPr>
+                      <w:rFonts w:ascii="Avenir Next" w:hAnsi="Avenir Next" w:cs="Avenir Next" w:eastAsia="Avenir Next"/>
+                      <w:color w:val="1A1A1A"/>
                       <w:sz w:val="20"/>
                       <w:szCs w:val="20"/>
                     </w:rPr>
-                    <w:t xml:space="preserve">2.</w:t>
-                  </w:r>
-                  <w:r>
-                    <w:rPr>
-                      <w:rFonts w:ascii="Avenir Next" w:hAnsi="Avenir Next" w:cs="Avenir Next" w:eastAsia="Avenir Next"/>
-                      <w:color w:val="1A1A1A"/>
-                      <w:sz w:val="20"/>
-                      <w:szCs w:val="20"/>
-                    </w:rPr>
                     <w:tab/>
                   </w:r>
                   <w:r>
@@ -1328,7 +1332,7 @@
                       <w:rFonts w:ascii="Avenir Next" w:hAnsi="Avenir Next" w:cs="Avenir Next" w:eastAsia="Avenir Next"/>
                       <w:b/>
                       <w:color w:val="1A1A1A"/>
-                      <w:sz w:val="20"/>
+                      <w:sz w:val="22"/>
                       <w:szCs w:val="20"/>
                     </w:rPr>
                     <w:t xml:space="preserve">Park Map.  </w:t>
@@ -1337,7 +1341,7 @@
                     <w:rPr>
                       <w:rFonts w:ascii="Avenir Next" w:hAnsi="Avenir Next" w:cs="Avenir Next" w:eastAsia="Avenir Next"/>
                       <w:color w:val="1A1A1A"/>
-                      <w:sz w:val="20"/>
+                      <w:sz w:val="22"/>
                       <w:szCs w:val="20"/>
                     </w:rPr>
                     <w:t xml:space="preserve">Ms. Rivera’s class map puts the fountain at the origin. Gate (3, 6), Pond (−8, 4), Bench (−2, −7), Swing Set (6, −5).</w:t>
@@ -1354,7 +1358,7 @@
                       <w:rFonts w:ascii="Avenir Next" w:hAnsi="Avenir Next" w:cs="Avenir Next" w:eastAsia="Avenir Next"/>
                       <w:b/>
                       <w:color w:val="003A70"/>
-                      <w:sz w:val="17"/>
+                      <w:sz w:val="22"/>
                       <w:szCs w:val="17"/>
                     </w:rPr>
                     <w:t xml:space="preserve">Hint  </w:t>
@@ -1364,7 +1368,7 @@
                       <w:rFonts w:ascii="Avenir Next" w:hAnsi="Avenir Next" w:cs="Avenir Next" w:eastAsia="Avenir Next"/>
                       <w:i/>
                       <w:color w:val="5A5F66"/>
-                      <w:sz w:val="17"/>
+                      <w:sz w:val="22"/>
                       <w:szCs w:val="17"/>
                     </w:rPr>
                     <w:t xml:space="preserve">Move along the x-axis first.</w:t>
@@ -1384,25 +1388,25 @@
                       <w:rFonts w:ascii="Avenir Next" w:hAnsi="Avenir Next" w:cs="Avenir Next" w:eastAsia="Avenir Next"/>
                       <w:b/>
                       <w:color w:val="003A70"/>
+                      <w:sz w:val="22"/>
+                      <w:szCs w:val="20"/>
+                    </w:rPr>
+                    <w:t xml:space="preserve">a.</w:t>
+                  </w:r>
+                  <w:r>
+                    <w:rPr>
+                      <w:rFonts w:ascii="Avenir Next" w:hAnsi="Avenir Next" w:cs="Avenir Next" w:eastAsia="Avenir Next"/>
+                      <w:color w:val="1A1A1A"/>
                       <w:sz w:val="20"/>
                       <w:szCs w:val="20"/>
                     </w:rPr>
-                    <w:t xml:space="preserve">a.</w:t>
-                  </w:r>
-                  <w:r>
-                    <w:rPr>
-                      <w:rFonts w:ascii="Avenir Next" w:hAnsi="Avenir Next" w:cs="Avenir Next" w:eastAsia="Avenir Next"/>
-                      <w:color w:val="1A1A1A"/>
-                      <w:sz w:val="20"/>
-                      <w:szCs w:val="20"/>
-                    </w:rPr>
                     <w:tab/>
                   </w:r>
                   <w:r>
                     <w:rPr>
                       <w:rFonts w:ascii="Avenir Next" w:hAnsi="Avenir Next" w:cs="Avenir Next" w:eastAsia="Avenir Next"/>
                       <w:color w:val="1A1A1A"/>
-                      <w:sz w:val="20"/>
+                      <w:sz w:val="22"/>
                       <w:szCs w:val="20"/>
                     </w:rPr>
                     <w:t xml:space="preserve">Plot and label all four spots.</w:t>
@@ -1422,10 +1426,28 @@
                       <w:rFonts w:ascii="Avenir Next" w:hAnsi="Avenir Next" w:cs="Avenir Next" w:eastAsia="Avenir Next"/>
                       <w:b/>
                       <w:color w:val="003A70"/>
+                      <w:sz w:val="22"/>
+                      <w:szCs w:val="20"/>
+                    </w:rPr>
+                    <w:t xml:space="preserve">b.</w:t>
+                  </w:r>
+                  <w:r>
+                    <w:rPr>
+                      <w:rFonts w:ascii="Avenir Next" w:hAnsi="Avenir Next" w:cs="Avenir Next" w:eastAsia="Avenir Next"/>
+                      <w:color w:val="1A1A1A"/>
                       <w:sz w:val="20"/>
                       <w:szCs w:val="20"/>
                     </w:rPr>
-                    <w:t xml:space="preserve">b.</w:t>
+                    <w:tab/>
+                  </w:r>
+                  <w:r>
+                    <w:rPr>
+                      <w:rFonts w:ascii="Avenir Next" w:hAnsi="Avenir Next" w:cs="Avenir Next" w:eastAsia="Avenir Next"/>
+                      <w:color w:val="1A1A1A"/>
+                      <w:sz w:val="22"/>
+                      <w:szCs w:val="20"/>
+                    </w:rPr>
+                    <w:t xml:space="preserve">Quadrant: Gate </w:t>
                   </w:r>
                   <w:r>
                     <w:rPr>
@@ -1433,8 +1455,18 @@
                       <w:color w:val="1A1A1A"/>
                       <w:sz w:val="20"/>
                       <w:szCs w:val="20"/>
-                    </w:rPr>
-                    <w:tab/>
+                      <w:u w:val="single"/>
+                    </w:rPr>
+                    <w:t xml:space="preserve">      </w:t>
+                  </w:r>
+                  <w:r>
+                    <w:rPr>
+                      <w:rFonts w:ascii="Avenir Next" w:hAnsi="Avenir Next" w:cs="Avenir Next" w:eastAsia="Avenir Next"/>
+                      <w:color w:val="1A1A1A"/>
+                      <w:sz w:val="22"/>
+                      <w:szCs w:val="20"/>
+                    </w:rPr>
+                    <w:t xml:space="preserve"> Pond </w:t>
                   </w:r>
                   <w:r>
                     <w:rPr>
@@ -1442,8 +1474,18 @@
                       <w:color w:val="1A1A1A"/>
                       <w:sz w:val="20"/>
                       <w:szCs w:val="20"/>
-                    </w:rPr>
-                    <w:t xml:space="preserve">Quadrant: Gate </w:t>
+                      <w:u w:val="single"/>
+                    </w:rPr>
+                    <w:t xml:space="preserve">      </w:t>
+                  </w:r>
+                  <w:r>
+                    <w:rPr>
+                      <w:rFonts w:ascii="Avenir Next" w:hAnsi="Avenir Next" w:cs="Avenir Next" w:eastAsia="Avenir Next"/>
+                      <w:color w:val="1A1A1A"/>
+                      <w:sz w:val="22"/>
+                      <w:szCs w:val="20"/>
+                    </w:rPr>
+                    <w:t xml:space="preserve"> Bench </w:t>
                   </w:r>
                   <w:r>
                     <w:rPr>
@@ -1459,45 +1501,7 @@
                     <w:rPr>
                       <w:rFonts w:ascii="Avenir Next" w:hAnsi="Avenir Next" w:cs="Avenir Next" w:eastAsia="Avenir Next"/>
                       <w:color w:val="1A1A1A"/>
-                      <w:sz w:val="20"/>
-                      <w:szCs w:val="20"/>
-                    </w:rPr>
-                    <w:t xml:space="preserve"> Pond </w:t>
-                  </w:r>
-                  <w:r>
-                    <w:rPr>
-                      <w:rFonts w:ascii="Avenir Next" w:hAnsi="Avenir Next" w:cs="Avenir Next" w:eastAsia="Avenir Next"/>
-                      <w:color w:val="1A1A1A"/>
-                      <w:sz w:val="20"/>
-                      <w:szCs w:val="20"/>
-                      <w:u w:val="single"/>
-                    </w:rPr>
-                    <w:t xml:space="preserve">      </w:t>
-                  </w:r>
-                  <w:r>
-                    <w:rPr>
-                      <w:rFonts w:ascii="Avenir Next" w:hAnsi="Avenir Next" w:cs="Avenir Next" w:eastAsia="Avenir Next"/>
-                      <w:color w:val="1A1A1A"/>
-                      <w:sz w:val="20"/>
-                      <w:szCs w:val="20"/>
-                    </w:rPr>
-                    <w:t xml:space="preserve"> Bench </w:t>
-                  </w:r>
-                  <w:r>
-                    <w:rPr>
-                      <w:rFonts w:ascii="Avenir Next" w:hAnsi="Avenir Next" w:cs="Avenir Next" w:eastAsia="Avenir Next"/>
-                      <w:color w:val="1A1A1A"/>
-                      <w:sz w:val="20"/>
-                      <w:szCs w:val="20"/>
-                      <w:u w:val="single"/>
-                    </w:rPr>
-                    <w:t xml:space="preserve">      </w:t>
-                  </w:r>
-                  <w:r>
-                    <w:rPr>
-                      <w:rFonts w:ascii="Avenir Next" w:hAnsi="Avenir Next" w:cs="Avenir Next" w:eastAsia="Avenir Next"/>
-                      <w:color w:val="1A1A1A"/>
-                      <w:sz w:val="20"/>
+                      <w:sz w:val="22"/>
                       <w:szCs w:val="20"/>
                     </w:rPr>
                     <w:t xml:space="preserve"> Swing Set </w:t>
@@ -1527,25 +1531,25 @@
                       <w:rFonts w:ascii="Avenir Next" w:hAnsi="Avenir Next" w:cs="Avenir Next" w:eastAsia="Avenir Next"/>
                       <w:b/>
                       <w:color w:val="003A70"/>
+                      <w:sz w:val="22"/>
+                      <w:szCs w:val="20"/>
+                    </w:rPr>
+                    <w:t xml:space="preserve">c.</w:t>
+                  </w:r>
+                  <w:r>
+                    <w:rPr>
+                      <w:rFonts w:ascii="Avenir Next" w:hAnsi="Avenir Next" w:cs="Avenir Next" w:eastAsia="Avenir Next"/>
+                      <w:color w:val="1A1A1A"/>
                       <w:sz w:val="20"/>
                       <w:szCs w:val="20"/>
                     </w:rPr>
-                    <w:t xml:space="preserve">c.</w:t>
-                  </w:r>
-                  <w:r>
-                    <w:rPr>
-                      <w:rFonts w:ascii="Avenir Next" w:hAnsi="Avenir Next" w:cs="Avenir Next" w:eastAsia="Avenir Next"/>
-                      <w:color w:val="1A1A1A"/>
-                      <w:sz w:val="20"/>
-                      <w:szCs w:val="20"/>
-                    </w:rPr>
                     <w:tab/>
                   </w:r>
                   <w:r>
                     <w:rPr>
                       <w:rFonts w:ascii="Avenir Next" w:hAnsi="Avenir Next" w:cs="Avenir Next" w:eastAsia="Avenir Next"/>
                       <w:color w:val="1A1A1A"/>
-                      <w:sz w:val="20"/>
+                      <w:sz w:val="22"/>
                       <w:szCs w:val="20"/>
                     </w:rPr>
                     <w:t xml:space="preserve">Ordered pair for the fountain:</w:t>
@@ -1585,7 +1589,7 @@
                     <w:drawing>
                       <wp:inline distT="0" distB="0" distL="0" distR="0">
                         <wp:extent cx="2377440" cy="2395450"/>
-                        <wp:docPr id="1" name="Figure 1"/>
+                        <wp:docPr id="1" name="Figure 1" descr="Coordinate grid. Horizontal axis x: -8 to 8, ticks every 1. Vertical axis y: -8 to 8, ticks every 1. Blank grid for the student to plot."/>
                         <a:graphic xmlns:a="http://schemas.openxmlformats.org/drawingml/2006/main">
                           <a:graphicData uri="http://schemas.openxmlformats.org/drawingml/2006/picture">
                             <pic:pic xmlns:pic="http://schemas.openxmlformats.org/drawingml/2006/picture">
@@ -1620,7 +1624,7 @@
           </w:tbl>
           <w:p>
             <w:pPr>
-              <w:spacing w:before="0" w:after="0" w:line="24" w:lineRule="auto"/>
+              <w:spacing w:before="0" w:after="0" w:line="50" w:lineRule="exact"/>
             </w:pPr>
           </w:p>
         </w:tc>
@@ -1628,12 +1632,12 @@
     </w:tbl>
     <w:p>
       <w:pPr>
-        <w:spacing w:before="0" w:after="0" w:line="20" w:lineRule="exact"/>
+        <w:spacing w:before="0" w:after="0" w:line="50" w:lineRule="exact"/>
       </w:pPr>
     </w:p>
     <w:p>
       <w:pPr>
-        <w:spacing w:before="0" w:after="0" w:line="20" w:lineRule="exact"/>
+        <w:spacing w:before="0" w:after="0" w:line="50" w:lineRule="exact"/>
       </w:pPr>
     </w:p>
     <w:tbl>
@@ -1684,18 +1688,18 @@
                 <w:rFonts w:ascii="Avenir Next" w:hAnsi="Avenir Next" w:cs="Avenir Next" w:eastAsia="Avenir Next"/>
                 <w:b/>
                 <w:color w:val="1A1A1A"/>
+                <w:sz w:val="22"/>
+                <w:szCs w:val="20"/>
+              </w:rPr>
+              <w:t xml:space="preserve">3.</w:t>
+            </w:r>
+            <w:r>
+              <w:rPr>
+                <w:rFonts w:ascii="Avenir Next" w:hAnsi="Avenir Next" w:cs="Avenir Next" w:eastAsia="Avenir Next"/>
+                <w:color w:val="1A1A1A"/>
                 <w:sz w:val="20"/>
                 <w:szCs w:val="20"/>
               </w:rPr>
-              <w:t xml:space="preserve">3.</w:t>
-            </w:r>
-            <w:r>
-              <w:rPr>
-                <w:rFonts w:ascii="Avenir Next" w:hAnsi="Avenir Next" w:cs="Avenir Next" w:eastAsia="Avenir Next"/>
-                <w:color w:val="1A1A1A"/>
-                <w:sz w:val="20"/>
-                <w:szCs w:val="20"/>
-              </w:rPr>
               <w:tab/>
             </w:r>
             <w:r>
@@ -1703,7 +1707,7 @@
                 <w:rFonts w:ascii="Avenir Next" w:hAnsi="Avenir Next" w:cs="Avenir Next" w:eastAsia="Avenir Next"/>
                 <w:b/>
                 <w:color w:val="1A1A1A"/>
-                <w:sz w:val="20"/>
+                <w:sz w:val="22"/>
                 <w:szCs w:val="20"/>
               </w:rPr>
               <w:t xml:space="preserve">Build the Pair.  </w:t>
@@ -1712,7 +1716,7 @@
               <w:rPr>
                 <w:rFonts w:ascii="Avenir Next" w:hAnsi="Avenir Next" w:cs="Avenir Next" w:eastAsia="Avenir Next"/>
                 <w:color w:val="1A1A1A"/>
-                <w:sz w:val="20"/>
+                <w:sz w:val="22"/>
                 <w:szCs w:val="20"/>
               </w:rPr>
               <w:t xml:space="preserve">A point is 9 units left of the y-axis and 5 units below the x-axis. Write its ordered pair and quadrant.</w:t>
@@ -1729,7 +1733,7 @@
                 <w:rFonts w:ascii="Avenir Next" w:hAnsi="Avenir Next" w:cs="Avenir Next" w:eastAsia="Avenir Next"/>
                 <w:b/>
                 <w:color w:val="003A70"/>
-                <w:sz w:val="17"/>
+                <w:sz w:val="22"/>
                 <w:szCs w:val="17"/>
               </w:rPr>
               <w:t xml:space="preserve">Hint  </w:t>
@@ -1739,7 +1743,7 @@
                 <w:rFonts w:ascii="Avenir Next" w:hAnsi="Avenir Next" w:cs="Avenir Next" w:eastAsia="Avenir Next"/>
                 <w:i/>
                 <w:color w:val="5A5F66"/>
-                <w:sz w:val="17"/>
+                <w:sz w:val="22"/>
                 <w:szCs w:val="17"/>
               </w:rPr>
               <w:t xml:space="preserve">Below means y is negative.</w:t>
@@ -1758,7 +1762,7 @@
                 <w:rFonts w:ascii="Avenir Next" w:hAnsi="Avenir Next" w:cs="Avenir Next" w:eastAsia="Avenir Next"/>
                 <w:b/>
                 <w:color w:val="1A1A1A"/>
-                <w:sz w:val="18"/>
+                <w:sz w:val="22"/>
                 <w:szCs w:val="18"/>
               </w:rPr>
               <w:t xml:space="preserve">Point</w:t>
@@ -1793,18 +1797,18 @@
                 <w:rFonts w:ascii="Avenir Next" w:hAnsi="Avenir Next" w:cs="Avenir Next" w:eastAsia="Avenir Next"/>
                 <w:b/>
                 <w:color w:val="1A1A1A"/>
+                <w:sz w:val="22"/>
+                <w:szCs w:val="20"/>
+              </w:rPr>
+              <w:t xml:space="preserve">4.</w:t>
+            </w:r>
+            <w:r>
+              <w:rPr>
+                <w:rFonts w:ascii="Avenir Next" w:hAnsi="Avenir Next" w:cs="Avenir Next" w:eastAsia="Avenir Next"/>
+                <w:color w:val="1A1A1A"/>
                 <w:sz w:val="20"/>
                 <w:szCs w:val="20"/>
               </w:rPr>
-              <w:t xml:space="preserve">4.</w:t>
-            </w:r>
-            <w:r>
-              <w:rPr>
-                <w:rFonts w:ascii="Avenir Next" w:hAnsi="Avenir Next" w:cs="Avenir Next" w:eastAsia="Avenir Next"/>
-                <w:color w:val="1A1A1A"/>
-                <w:sz w:val="20"/>
-                <w:szCs w:val="20"/>
-              </w:rPr>
               <w:tab/>
             </w:r>
             <w:r>
@@ -1812,7 +1816,7 @@
                 <w:rFonts w:ascii="Avenir Next" w:hAnsi="Avenir Next" w:cs="Avenir Next" w:eastAsia="Avenir Next"/>
                 <w:b/>
                 <w:color w:val="1A1A1A"/>
-                <w:sz w:val="20"/>
+                <w:sz w:val="22"/>
                 <w:szCs w:val="20"/>
               </w:rPr>
               <w:t xml:space="preserve">Order Matters.  </w:t>
@@ -1821,7 +1825,7 @@
               <w:rPr>
                 <w:rFonts w:ascii="Avenir Next" w:hAnsi="Avenir Next" w:cs="Avenir Next" w:eastAsia="Avenir Next"/>
                 <w:color w:val="1A1A1A"/>
-                <w:sz w:val="20"/>
+                <w:sz w:val="22"/>
                 <w:szCs w:val="20"/>
               </w:rPr>
               <w:t xml:space="preserve">Name the quadrant of (−4, 2) and of (2, −4). Are they the same point?</w:t>
@@ -1838,7 +1842,7 @@
                 <w:rFonts w:ascii="Avenir Next" w:hAnsi="Avenir Next" w:cs="Avenir Next" w:eastAsia="Avenir Next"/>
                 <w:b/>
                 <w:color w:val="003A70"/>
-                <w:sz w:val="17"/>
+                <w:sz w:val="22"/>
                 <w:szCs w:val="17"/>
               </w:rPr>
               <w:t xml:space="preserve">Hint  </w:t>
@@ -1848,7 +1852,7 @@
                 <w:rFonts w:ascii="Avenir Next" w:hAnsi="Avenir Next" w:cs="Avenir Next" w:eastAsia="Avenir Next"/>
                 <w:i/>
                 <w:color w:val="5A5F66"/>
-                <w:sz w:val="17"/>
+                <w:sz w:val="22"/>
                 <w:szCs w:val="17"/>
               </w:rPr>
               <w:t xml:space="preserve">Check the sign of x, then the sign of y.</w:t>
@@ -1867,7 +1871,7 @@
                 <w:rFonts w:ascii="Avenir Next" w:hAnsi="Avenir Next" w:cs="Avenir Next" w:eastAsia="Avenir Next"/>
                 <w:b/>
                 <w:color w:val="1A1A1A"/>
-                <w:sz w:val="18"/>
+                <w:sz w:val="22"/>
                 <w:szCs w:val="18"/>
               </w:rPr>
               <w:t xml:space="preserve">Quadrants</w:t>
@@ -1887,12 +1891,12 @@
     </w:tbl>
     <w:p>
       <w:pPr>
-        <w:spacing w:before="0" w:after="0" w:line="20" w:lineRule="exact"/>
+        <w:spacing w:before="0" w:after="0" w:line="50" w:lineRule="exact"/>
       </w:pPr>
     </w:p>
     <w:p>
       <w:pPr>
-        <w:spacing w:before="0" w:after="0" w:line="20" w:lineRule="exact"/>
+        <w:spacing w:before="0" w:after="0" w:line="50" w:lineRule="exact"/>
       </w:pPr>
     </w:p>
     <w:tbl>
@@ -1942,18 +1946,18 @@
                 <w:rFonts w:ascii="Avenir Next" w:hAnsi="Avenir Next" w:cs="Avenir Next" w:eastAsia="Avenir Next"/>
                 <w:b/>
                 <w:color w:val="1A1A1A"/>
+                <w:sz w:val="22"/>
+                <w:szCs w:val="20"/>
+              </w:rPr>
+              <w:t xml:space="preserve">5.</w:t>
+            </w:r>
+            <w:r>
+              <w:rPr>
+                <w:rFonts w:ascii="Avenir Next" w:hAnsi="Avenir Next" w:cs="Avenir Next" w:eastAsia="Avenir Next"/>
+                <w:color w:val="1A1A1A"/>
                 <w:sz w:val="20"/>
                 <w:szCs w:val="20"/>
               </w:rPr>
-              <w:t xml:space="preserve">5.</w:t>
-            </w:r>
-            <w:r>
-              <w:rPr>
-                <w:rFonts w:ascii="Avenir Next" w:hAnsi="Avenir Next" w:cs="Avenir Next" w:eastAsia="Avenir Next"/>
-                <w:color w:val="1A1A1A"/>
-                <w:sz w:val="20"/>
-                <w:szCs w:val="20"/>
-              </w:rPr>
               <w:tab/>
             </w:r>
             <w:r>
@@ -1961,7 +1965,7 @@
                 <w:rFonts w:ascii="Avenir Next" w:hAnsi="Avenir Next" w:cs="Avenir Next" w:eastAsia="Avenir Next"/>
                 <w:b/>
                 <w:color w:val="1A1A1A"/>
-                <w:sz w:val="20"/>
+                <w:sz w:val="22"/>
                 <w:szCs w:val="20"/>
               </w:rPr>
               <w:t xml:space="preserve">Same Digits.  </w:t>
@@ -1970,7 +1974,7 @@
               <w:rPr>
                 <w:rFonts w:ascii="Avenir Next" w:hAnsi="Avenir Next" w:cs="Avenir Next" w:eastAsia="Avenir Next"/>
                 <w:color w:val="1A1A1A"/>
-                <w:sz w:val="20"/>
+                <w:sz w:val="22"/>
                 <w:szCs w:val="20"/>
               </w:rPr>
               <w:t xml:space="preserve">Theo says (3, −7) and (−7, 3) name the same point because they use the same two numbers. Explain why he is wrong.</w:t>
@@ -2016,7 +2020,7 @@
                 </w:tcPr>
                 <w:p>
                   <w:pPr>
-                    <w:spacing w:before="0" w:after="0" w:line="240" w:lineRule="auto"/>
+                    <w:spacing w:before="0" w:after="0" w:line="50" w:lineRule="exact"/>
                   </w:pPr>
                 </w:p>
               </w:tc>
@@ -2036,7 +2040,7 @@
                 </w:tcPr>
                 <w:p>
                   <w:pPr>
-                    <w:spacing w:before="0" w:after="0" w:line="240" w:lineRule="auto"/>
+                    <w:spacing w:before="0" w:after="0" w:line="50" w:lineRule="exact"/>
                   </w:pPr>
                 </w:p>
               </w:tc>
@@ -2044,7 +2048,7 @@
           </w:tbl>
           <w:p>
             <w:pPr>
-              <w:spacing w:before="0" w:after="0" w:line="24" w:lineRule="auto"/>
+              <w:spacing w:before="0" w:after="0" w:line="50" w:lineRule="exact"/>
             </w:pPr>
           </w:p>
         </w:tc>
@@ -2052,12 +2056,12 @@
     </w:tbl>
     <w:p>
       <w:pPr>
-        <w:spacing w:before="0" w:after="0" w:line="20" w:lineRule="exact"/>
+        <w:spacing w:before="0" w:after="0" w:line="50" w:lineRule="exact"/>
       </w:pPr>
     </w:p>
     <w:p>
       <w:pPr>
-        <w:spacing w:before="0" w:after="0" w:line="20" w:lineRule="exact"/>
+        <w:spacing w:before="0" w:after="0" w:line="50" w:lineRule="exact"/>
       </w:pPr>
     </w:p>
     <w:tbl>
@@ -2141,18 +2145,18 @@
                       <w:rFonts w:ascii="Avenir Next" w:hAnsi="Avenir Next" w:cs="Avenir Next" w:eastAsia="Avenir Next"/>
                       <w:b/>
                       <w:color w:val="1A1A1A"/>
+                      <w:sz w:val="22"/>
+                      <w:szCs w:val="20"/>
+                    </w:rPr>
+                    <w:t xml:space="preserve">6.</w:t>
+                  </w:r>
+                  <w:r>
+                    <w:rPr>
+                      <w:rFonts w:ascii="Avenir Next" w:hAnsi="Avenir Next" w:cs="Avenir Next" w:eastAsia="Avenir Next"/>
+                      <w:color w:val="1A1A1A"/>
                       <w:sz w:val="20"/>
                       <w:szCs w:val="20"/>
                     </w:rPr>
-                    <w:t xml:space="preserve">6.</w:t>
-                  </w:r>
-                  <w:r>
-                    <w:rPr>
-                      <w:rFonts w:ascii="Avenir Next" w:hAnsi="Avenir Next" w:cs="Avenir Next" w:eastAsia="Avenir Next"/>
-                      <w:color w:val="1A1A1A"/>
-                      <w:sz w:val="20"/>
-                      <w:szCs w:val="20"/>
-                    </w:rPr>
                     <w:tab/>
                   </w:r>
                   <w:r>
@@ -2160,7 +2164,7 @@
                       <w:rFonts w:ascii="Avenir Next" w:hAnsi="Avenir Next" w:cs="Avenir Next" w:eastAsia="Avenir Next"/>
                       <w:b/>
                       <w:color w:val="1A1A1A"/>
-                      <w:sz w:val="20"/>
+                      <w:sz w:val="22"/>
                       <w:szCs w:val="20"/>
                     </w:rPr>
                     <w:t xml:space="preserve">Rational Coordinates.  </w:t>
@@ -2169,7 +2173,7 @@
                     <w:rPr>
                       <w:rFonts w:ascii="Avenir Next" w:hAnsi="Avenir Next" w:cs="Avenir Next" w:eastAsia="Avenir Next"/>
                       <w:color w:val="1A1A1A"/>
-                      <w:sz w:val="20"/>
+                      <w:sz w:val="22"/>
                       <w:szCs w:val="20"/>
                     </w:rPr>
                     <w:t xml:space="preserve">Plot (−2.5, −4.5) and (3.5, 1.5). Name each quadrant.</w:t>
@@ -2186,7 +2190,7 @@
                       <w:rFonts w:ascii="Avenir Next" w:hAnsi="Avenir Next" w:cs="Avenir Next" w:eastAsia="Avenir Next"/>
                       <w:b/>
                       <w:color w:val="003A70"/>
-                      <w:sz w:val="17"/>
+                      <w:sz w:val="22"/>
                       <w:szCs w:val="17"/>
                     </w:rPr>
                     <w:t xml:space="preserve">Hint  </w:t>
@@ -2196,7 +2200,7 @@
                       <w:rFonts w:ascii="Avenir Next" w:hAnsi="Avenir Next" w:cs="Avenir Next" w:eastAsia="Avenir Next"/>
                       <w:i/>
                       <w:color w:val="5A5F66"/>
-                      <w:sz w:val="17"/>
+                      <w:sz w:val="22"/>
                       <w:szCs w:val="17"/>
                     </w:rPr>
                     <w:t xml:space="preserve">Count 2 whole units, then half of the next.</w:t>
@@ -2215,7 +2219,7 @@
                       <w:rFonts w:ascii="Avenir Next" w:hAnsi="Avenir Next" w:cs="Avenir Next" w:eastAsia="Avenir Next"/>
                       <w:b/>
                       <w:color w:val="1A1A1A"/>
-                      <w:sz w:val="18"/>
+                      <w:sz w:val="22"/>
                       <w:szCs w:val="18"/>
                     </w:rPr>
                     <w:t xml:space="preserve">Quadrants</w:t>
@@ -2245,7 +2249,7 @@
                     <w:drawing>
                       <wp:inline distT="0" distB="0" distL="0" distR="0">
                         <wp:extent cx="2377440" cy="2395450"/>
-                        <wp:docPr id="2" name="Figure 2"/>
+                        <wp:docPr id="2" name="Figure 2" descr="Coordinate grid. Horizontal axis x: -5 to 5, ticks every 0.5. Vertical axis y: -5 to 5, ticks every 0.5. Blank grid for the student to plot."/>
                         <a:graphic xmlns:a="http://schemas.openxmlformats.org/drawingml/2006/main">
                           <a:graphicData uri="http://schemas.openxmlformats.org/drawingml/2006/picture">
                             <pic:pic xmlns:pic="http://schemas.openxmlformats.org/drawingml/2006/picture">
@@ -2280,7 +2284,7 @@
           </w:tbl>
           <w:p>
             <w:pPr>
-              <w:spacing w:before="0" w:after="0" w:line="24" w:lineRule="auto"/>
+              <w:spacing w:before="0" w:after="0" w:line="50" w:lineRule="exact"/>
             </w:pPr>
           </w:p>
         </w:tc>
@@ -2288,12 +2292,12 @@
     </w:tbl>
     <w:p>
       <w:pPr>
-        <w:spacing w:before="0" w:after="0" w:line="20" w:lineRule="exact"/>
+        <w:spacing w:before="0" w:after="0" w:line="50" w:lineRule="exact"/>
       </w:pPr>
     </w:p>
     <w:p>
       <w:pPr>
-        <w:spacing w:before="0" w:after="0" w:line="20" w:lineRule="exact"/>
+        <w:spacing w:before="0" w:after="0" w:line="50" w:lineRule="exact"/>
       </w:pPr>
     </w:p>
     <w:tbl>
@@ -2343,18 +2347,18 @@
                 <w:rFonts w:ascii="Avenir Next" w:hAnsi="Avenir Next" w:cs="Avenir Next" w:eastAsia="Avenir Next"/>
                 <w:b/>
                 <w:color w:val="1A1A1A"/>
+                <w:sz w:val="22"/>
+                <w:szCs w:val="20"/>
+              </w:rPr>
+              <w:t xml:space="preserve">7.</w:t>
+            </w:r>
+            <w:r>
+              <w:rPr>
+                <w:rFonts w:ascii="Avenir Next" w:hAnsi="Avenir Next" w:cs="Avenir Next" w:eastAsia="Avenir Next"/>
+                <w:color w:val="1A1A1A"/>
                 <w:sz w:val="20"/>
                 <w:szCs w:val="20"/>
               </w:rPr>
-              <w:t xml:space="preserve">7.</w:t>
-            </w:r>
-            <w:r>
-              <w:rPr>
-                <w:rFonts w:ascii="Avenir Next" w:hAnsi="Avenir Next" w:cs="Avenir Next" w:eastAsia="Avenir Next"/>
-                <w:color w:val="1A1A1A"/>
-                <w:sz w:val="20"/>
-                <w:szCs w:val="20"/>
-              </w:rPr>
               <w:tab/>
             </w:r>
             <w:r>
@@ -2362,7 +2366,7 @@
                 <w:rFonts w:ascii="Avenir Next" w:hAnsi="Avenir Next" w:cs="Avenir Next" w:eastAsia="Avenir Next"/>
                 <w:b/>
                 <w:color w:val="1A1A1A"/>
-                <w:sz w:val="20"/>
+                <w:sz w:val="22"/>
                 <w:szCs w:val="20"/>
               </w:rPr>
               <w:t xml:space="preserve">City Map.  </w:t>
@@ -2371,7 +2375,7 @@
               <w:rPr>
                 <w:rFonts w:ascii="Avenir Next" w:hAnsi="Avenir Next" w:cs="Avenir Next" w:eastAsia="Avenir Next"/>
                 <w:color w:val="1A1A1A"/>
-                <w:sz w:val="20"/>
+                <w:sz w:val="22"/>
                 <w:szCs w:val="20"/>
               </w:rPr>
               <w:t xml:space="preserve">The library is at the origin. The museum is at (6, −3). The stadium is at (−8, 2).</w:t>
@@ -2391,10 +2395,28 @@
                 <w:rFonts w:ascii="Avenir Next" w:hAnsi="Avenir Next" w:cs="Avenir Next" w:eastAsia="Avenir Next"/>
                 <w:b/>
                 <w:color w:val="003A70"/>
+                <w:sz w:val="22"/>
+                <w:szCs w:val="20"/>
+              </w:rPr>
+              <w:t xml:space="preserve">a.</w:t>
+            </w:r>
+            <w:r>
+              <w:rPr>
+                <w:rFonts w:ascii="Avenir Next" w:hAnsi="Avenir Next" w:cs="Avenir Next" w:eastAsia="Avenir Next"/>
+                <w:color w:val="1A1A1A"/>
                 <w:sz w:val="20"/>
                 <w:szCs w:val="20"/>
               </w:rPr>
-              <w:t xml:space="preserve">a.</w:t>
+              <w:tab/>
+            </w:r>
+            <w:r>
+              <w:rPr>
+                <w:rFonts w:ascii="Avenir Next" w:hAnsi="Avenir Next" w:cs="Avenir Next" w:eastAsia="Avenir Next"/>
+                <w:color w:val="1A1A1A"/>
+                <w:sz w:val="22"/>
+                <w:szCs w:val="20"/>
+              </w:rPr>
+              <w:t xml:space="preserve">Quadrant: museum </w:t>
             </w:r>
             <w:r>
               <w:rPr>
@@ -2402,24 +2424,6 @@
                 <w:color w:val="1A1A1A"/>
                 <w:sz w:val="20"/>
                 <w:szCs w:val="20"/>
-              </w:rPr>
-              <w:tab/>
-            </w:r>
-            <w:r>
-              <w:rPr>
-                <w:rFonts w:ascii="Avenir Next" w:hAnsi="Avenir Next" w:cs="Avenir Next" w:eastAsia="Avenir Next"/>
-                <w:color w:val="1A1A1A"/>
-                <w:sz w:val="20"/>
-                <w:szCs w:val="20"/>
-              </w:rPr>
-              <w:t xml:space="preserve">Quadrant: museum </w:t>
-            </w:r>
-            <w:r>
-              <w:rPr>
-                <w:rFonts w:ascii="Avenir Next" w:hAnsi="Avenir Next" w:cs="Avenir Next" w:eastAsia="Avenir Next"/>
-                <w:color w:val="1A1A1A"/>
-                <w:sz w:val="20"/>
-                <w:szCs w:val="20"/>
                 <w:u w:val="single"/>
               </w:rPr>
               <w:t xml:space="preserve">      </w:t>
@@ -2428,7 +2432,7 @@
               <w:rPr>
                 <w:rFonts w:ascii="Avenir Next" w:hAnsi="Avenir Next" w:cs="Avenir Next" w:eastAsia="Avenir Next"/>
                 <w:color w:val="1A1A1A"/>
-                <w:sz w:val="20"/>
+                <w:sz w:val="22"/>
                 <w:szCs w:val="20"/>
               </w:rPr>
               <w:t xml:space="preserve"> stadium </w:t>
@@ -2458,25 +2462,25 @@
                 <w:rFonts w:ascii="Avenir Next" w:hAnsi="Avenir Next" w:cs="Avenir Next" w:eastAsia="Avenir Next"/>
                 <w:b/>
                 <w:color w:val="003A70"/>
+                <w:sz w:val="22"/>
+                <w:szCs w:val="20"/>
+              </w:rPr>
+              <w:t xml:space="preserve">b.</w:t>
+            </w:r>
+            <w:r>
+              <w:rPr>
+                <w:rFonts w:ascii="Avenir Next" w:hAnsi="Avenir Next" w:cs="Avenir Next" w:eastAsia="Avenir Next"/>
+                <w:color w:val="1A1A1A"/>
                 <w:sz w:val="20"/>
                 <w:szCs w:val="20"/>
               </w:rPr>
-              <w:t xml:space="preserve">b.</w:t>
-            </w:r>
-            <w:r>
-              <w:rPr>
-                <w:rFonts w:ascii="Avenir Next" w:hAnsi="Avenir Next" w:cs="Avenir Next" w:eastAsia="Avenir Next"/>
-                <w:color w:val="1A1A1A"/>
-                <w:sz w:val="20"/>
-                <w:szCs w:val="20"/>
-              </w:rPr>
               <w:tab/>
             </w:r>
             <w:r>
               <w:rPr>
                 <w:rFonts w:ascii="Avenir Next" w:hAnsi="Avenir Next" w:cs="Avenir Next" w:eastAsia="Avenir Next"/>
                 <w:color w:val="1A1A1A"/>
-                <w:sz w:val="20"/>
+                <w:sz w:val="22"/>
                 <w:szCs w:val="20"/>
               </w:rPr>
               <w:t xml:space="preserve">Ordered pair for the library:</w:t>
@@ -2506,12 +2510,12 @@
     </w:tbl>
     <w:p>
       <w:pPr>
-        <w:spacing w:before="0" w:after="0" w:line="20" w:lineRule="exact"/>
+        <w:spacing w:before="0" w:after="0" w:line="50" w:lineRule="exact"/>
       </w:pPr>
     </w:p>
     <w:p>
       <w:pPr>
-        <w:spacing w:before="0" w:after="0" w:line="20" w:lineRule="exact"/>
+        <w:spacing w:before="0" w:after="0" w:line="50" w:lineRule="exact"/>
       </w:pPr>
     </w:p>
     <w:tbl>
@@ -2561,18 +2565,18 @@
                 <w:rFonts w:ascii="Avenir Next" w:hAnsi="Avenir Next" w:cs="Avenir Next" w:eastAsia="Avenir Next"/>
                 <w:b/>
                 <w:color w:val="1A1A1A"/>
+                <w:sz w:val="22"/>
+                <w:szCs w:val="20"/>
+              </w:rPr>
+              <w:t xml:space="preserve">8.</w:t>
+            </w:r>
+            <w:r>
+              <w:rPr>
+                <w:rFonts w:ascii="Avenir Next" w:hAnsi="Avenir Next" w:cs="Avenir Next" w:eastAsia="Avenir Next"/>
+                <w:color w:val="1A1A1A"/>
                 <w:sz w:val="20"/>
                 <w:szCs w:val="20"/>
               </w:rPr>
-              <w:t xml:space="preserve">8.</w:t>
-            </w:r>
-            <w:r>
-              <w:rPr>
-                <w:rFonts w:ascii="Avenir Next" w:hAnsi="Avenir Next" w:cs="Avenir Next" w:eastAsia="Avenir Next"/>
-                <w:color w:val="1A1A1A"/>
-                <w:sz w:val="20"/>
-                <w:szCs w:val="20"/>
-              </w:rPr>
               <w:tab/>
             </w:r>
             <w:r>
@@ -2580,7 +2584,7 @@
                 <w:rFonts w:ascii="Avenir Next" w:hAnsi="Avenir Next" w:cs="Avenir Next" w:eastAsia="Avenir Next"/>
                 <w:b/>
                 <w:color w:val="1A1A1A"/>
-                <w:sz w:val="20"/>
+                <w:sz w:val="22"/>
                 <w:szCs w:val="20"/>
               </w:rPr>
               <w:t xml:space="preserve">Map Points.  </w:t>
@@ -2589,7 +2593,7 @@
               <w:rPr>
                 <w:rFonts w:ascii="Avenir Next" w:hAnsi="Avenir Next" w:cs="Avenir Next" w:eastAsia="Avenir Next"/>
                 <w:color w:val="1A1A1A"/>
-                <w:sz w:val="20"/>
+                <w:sz w:val="22"/>
                 <w:szCs w:val="20"/>
               </w:rPr>
               <w:t xml:space="preserve">A map shows a school at (3.5, −2), a park at (−3.5, −2), and a pool at (−3.5, 4).</w:t>
@@ -2609,25 +2613,25 @@
                 <w:rFonts w:ascii="Avenir Next" w:hAnsi="Avenir Next" w:cs="Avenir Next" w:eastAsia="Avenir Next"/>
                 <w:b/>
                 <w:color w:val="003A70"/>
+                <w:sz w:val="22"/>
+                <w:szCs w:val="20"/>
+              </w:rPr>
+              <w:t xml:space="preserve">a.</w:t>
+            </w:r>
+            <w:r>
+              <w:rPr>
+                <w:rFonts w:ascii="Avenir Next" w:hAnsi="Avenir Next" w:cs="Avenir Next" w:eastAsia="Avenir Next"/>
+                <w:color w:val="1A1A1A"/>
                 <w:sz w:val="20"/>
                 <w:szCs w:val="20"/>
               </w:rPr>
-              <w:t xml:space="preserve">a.</w:t>
-            </w:r>
-            <w:r>
-              <w:rPr>
-                <w:rFonts w:ascii="Avenir Next" w:hAnsi="Avenir Next" w:cs="Avenir Next" w:eastAsia="Avenir Next"/>
-                <w:color w:val="1A1A1A"/>
-                <w:sz w:val="20"/>
-                <w:szCs w:val="20"/>
-              </w:rPr>
               <w:tab/>
             </w:r>
             <w:r>
               <w:rPr>
                 <w:rFonts w:ascii="Avenir Next" w:hAnsi="Avenir Next" w:cs="Avenir Next" w:eastAsia="Avenir Next"/>
                 <w:color w:val="1A1A1A"/>
-                <w:sz w:val="20"/>
+                <w:sz w:val="22"/>
                 <w:szCs w:val="20"/>
               </w:rPr>
               <w:t xml:space="preserve">Name the quadrant of each place.</w:t>
@@ -2666,25 +2670,25 @@
                 <w:rFonts w:ascii="Avenir Next" w:hAnsi="Avenir Next" w:cs="Avenir Next" w:eastAsia="Avenir Next"/>
                 <w:b/>
                 <w:color w:val="003A70"/>
+                <w:sz w:val="22"/>
+                <w:szCs w:val="20"/>
+              </w:rPr>
+              <w:t xml:space="preserve">b.</w:t>
+            </w:r>
+            <w:r>
+              <w:rPr>
+                <w:rFonts w:ascii="Avenir Next" w:hAnsi="Avenir Next" w:cs="Avenir Next" w:eastAsia="Avenir Next"/>
+                <w:color w:val="1A1A1A"/>
                 <w:sz w:val="20"/>
                 <w:szCs w:val="20"/>
               </w:rPr>
-              <w:t xml:space="preserve">b.</w:t>
-            </w:r>
-            <w:r>
-              <w:rPr>
-                <w:rFonts w:ascii="Avenir Next" w:hAnsi="Avenir Next" w:cs="Avenir Next" w:eastAsia="Avenir Next"/>
-                <w:color w:val="1A1A1A"/>
-                <w:sz w:val="20"/>
-                <w:szCs w:val="20"/>
-              </w:rPr>
               <w:tab/>
             </w:r>
             <w:r>
               <w:rPr>
                 <w:rFonts w:ascii="Avenir Next" w:hAnsi="Avenir Next" w:cs="Avenir Next" w:eastAsia="Avenir Next"/>
                 <w:color w:val="1A1A1A"/>
-                <w:sz w:val="20"/>
+                <w:sz w:val="22"/>
                 <w:szCs w:val="20"/>
               </w:rPr>
               <w:t xml:space="preserve">Which y-coordinate do two places share?</w:t>
@@ -2723,25 +2727,25 @@
                 <w:rFonts w:ascii="Avenir Next" w:hAnsi="Avenir Next" w:cs="Avenir Next" w:eastAsia="Avenir Next"/>
                 <w:b/>
                 <w:color w:val="003A70"/>
+                <w:sz w:val="22"/>
+                <w:szCs w:val="20"/>
+              </w:rPr>
+              <w:t xml:space="preserve">c.</w:t>
+            </w:r>
+            <w:r>
+              <w:rPr>
+                <w:rFonts w:ascii="Avenir Next" w:hAnsi="Avenir Next" w:cs="Avenir Next" w:eastAsia="Avenir Next"/>
+                <w:color w:val="1A1A1A"/>
                 <w:sz w:val="20"/>
                 <w:szCs w:val="20"/>
               </w:rPr>
-              <w:t xml:space="preserve">c.</w:t>
-            </w:r>
-            <w:r>
-              <w:rPr>
-                <w:rFonts w:ascii="Avenir Next" w:hAnsi="Avenir Next" w:cs="Avenir Next" w:eastAsia="Avenir Next"/>
-                <w:color w:val="1A1A1A"/>
-                <w:sz w:val="20"/>
-                <w:szCs w:val="20"/>
-              </w:rPr>
               <w:tab/>
             </w:r>
             <w:r>
               <w:rPr>
                 <w:rFonts w:ascii="Avenir Next" w:hAnsi="Avenir Next" w:cs="Avenir Next" w:eastAsia="Avenir Next"/>
                 <w:color w:val="1A1A1A"/>
-                <w:sz w:val="20"/>
+                <w:sz w:val="22"/>
                 <w:szCs w:val="20"/>
               </w:rPr>
               <w:t xml:space="preserve">How many units straight up is the pool from the park?</w:t>
@@ -2771,11 +2775,12 @@
     </w:tbl>
     <w:p>
       <w:pPr>
-        <w:spacing w:before="0" w:after="0" w:line="20" w:lineRule="exact"/>
+        <w:spacing w:before="0" w:after="0" w:line="50" w:lineRule="exact"/>
       </w:pPr>
     </w:p>
     <w:p>
       <w:pPr>
+        <w:pStyle w:val="Heading2"/>
         <w:keepNext/>
         <w:pBdr>
           <w:bottom w:val="single" w:sz="8" w:space="3" w:color="003A70"/>
@@ -2791,7 +2796,7 @@
           <w:b/>
           <w:color w:val="003A70"/>
           <w:spacing w:val="14"/>
-          <w:sz w:val="19"/>
+          <w:sz w:val="22"/>
           <w:szCs w:val="19"/>
         </w:rPr>
         <w:t xml:space="preserve">FIND THE ERROR</w:t>
@@ -2810,7 +2815,7 @@
           <w:rFonts w:ascii="Avenir Next" w:hAnsi="Avenir Next" w:cs="Avenir Next" w:eastAsia="Avenir Next"/>
           <w:i/>
           <w:color w:val="5A5F66"/>
-          <w:sz w:val="17"/>
+          <w:sz w:val="22"/>
           <w:szCs w:val="17"/>
         </w:rPr>
         <w:t xml:space="preserve">explain the mistake, then fix it</w:t>
@@ -2818,7 +2823,7 @@
     </w:p>
     <w:p>
       <w:pPr>
-        <w:spacing w:before="0" w:after="0" w:line="20" w:lineRule="exact"/>
+        <w:spacing w:before="0" w:after="0" w:line="50" w:lineRule="exact"/>
       </w:pPr>
     </w:p>
     <w:tbl>
@@ -2868,18 +2873,18 @@
                 <w:rFonts w:ascii="Avenir Next" w:hAnsi="Avenir Next" w:cs="Avenir Next" w:eastAsia="Avenir Next"/>
                 <w:b/>
                 <w:color w:val="1A1A1A"/>
+                <w:sz w:val="22"/>
+                <w:szCs w:val="20"/>
+              </w:rPr>
+              <w:t xml:space="preserve">9.</w:t>
+            </w:r>
+            <w:r>
+              <w:rPr>
+                <w:rFonts w:ascii="Avenir Next" w:hAnsi="Avenir Next" w:cs="Avenir Next" w:eastAsia="Avenir Next"/>
+                <w:color w:val="1A1A1A"/>
                 <w:sz w:val="20"/>
                 <w:szCs w:val="20"/>
               </w:rPr>
-              <w:t xml:space="preserve">9.</w:t>
-            </w:r>
-            <w:r>
-              <w:rPr>
-                <w:rFonts w:ascii="Avenir Next" w:hAnsi="Avenir Next" w:cs="Avenir Next" w:eastAsia="Avenir Next"/>
-                <w:color w:val="1A1A1A"/>
-                <w:sz w:val="20"/>
-                <w:szCs w:val="20"/>
-              </w:rPr>
               <w:tab/>
             </w:r>
             <w:r>
@@ -2887,7 +2892,7 @@
                 <w:rFonts w:ascii="Avenir Next" w:hAnsi="Avenir Next" w:cs="Avenir Next" w:eastAsia="Avenir Next"/>
                 <w:b/>
                 <w:color w:val="1A1A1A"/>
-                <w:sz w:val="20"/>
+                <w:sz w:val="22"/>
                 <w:szCs w:val="20"/>
               </w:rPr>
               <w:t xml:space="preserve">Jalen’s Work.  </w:t>
@@ -2896,7 +2901,7 @@
               <w:rPr>
                 <w:rFonts w:ascii="Avenir Next" w:hAnsi="Avenir Next" w:cs="Avenir Next" w:eastAsia="Avenir Next"/>
                 <w:color w:val="1A1A1A"/>
-                <w:sz w:val="20"/>
+                <w:sz w:val="22"/>
                 <w:szCs w:val="20"/>
               </w:rPr>
               <w:t xml:space="preserve">Jalen plotted (−3, 6) by moving down 3 units and then right 6 units. His point landed in Quadrant IV. Explain his mistake. Then describe the correct moves and quadrant.</w:t>
@@ -2942,7 +2947,7 @@
                 </w:tcPr>
                 <w:p>
                   <w:pPr>
-                    <w:spacing w:before="0" w:after="0" w:line="240" w:lineRule="auto"/>
+                    <w:spacing w:before="0" w:after="0" w:line="50" w:lineRule="exact"/>
                   </w:pPr>
                 </w:p>
               </w:tc>
@@ -2962,7 +2967,7 @@
                 </w:tcPr>
                 <w:p>
                   <w:pPr>
-                    <w:spacing w:before="0" w:after="0" w:line="240" w:lineRule="auto"/>
+                    <w:spacing w:before="0" w:after="0" w:line="50" w:lineRule="exact"/>
                   </w:pPr>
                 </w:p>
               </w:tc>
@@ -2970,7 +2975,7 @@
           </w:tbl>
           <w:p>
             <w:pPr>
-              <w:spacing w:before="0" w:after="0" w:line="24" w:lineRule="auto"/>
+              <w:spacing w:before="0" w:after="0" w:line="50" w:lineRule="exact"/>
             </w:pPr>
           </w:p>
         </w:tc>
@@ -2978,11 +2983,12 @@
     </w:tbl>
     <w:p>
       <w:pPr>
-        <w:spacing w:before="0" w:after="0" w:line="20" w:lineRule="exact"/>
+        <w:spacing w:before="0" w:after="0" w:line="50" w:lineRule="exact"/>
       </w:pPr>
     </w:p>
     <w:p>
       <w:pPr>
+        <w:pStyle w:val="Heading2"/>
         <w:keepNext/>
         <w:pBdr>
           <w:bottom w:val="single" w:sz="8" w:space="3" w:color="003A70"/>
@@ -2998,7 +3004,7 @@
           <w:b/>
           <w:color w:val="003A70"/>
           <w:spacing w:val="14"/>
-          <w:sz w:val="19"/>
+          <w:sz w:val="22"/>
           <w:szCs w:val="19"/>
         </w:rPr>
         <w:t xml:space="preserve">TEST PRACTICE</w:t>
@@ -3017,7 +3023,7 @@
           <w:rFonts w:ascii="Avenir Next" w:hAnsi="Avenir Next" w:cs="Avenir Next" w:eastAsia="Avenir Next"/>
           <w:i/>
           <w:color w:val="5A5F66"/>
-          <w:sz w:val="17"/>
+          <w:sz w:val="22"/>
           <w:szCs w:val="17"/>
         </w:rPr>
         <w:t xml:space="preserve">choose the best answer</w:t>
@@ -3025,7 +3031,7 @@
     </w:p>
     <w:p>
       <w:pPr>
-        <w:spacing w:before="0" w:after="0" w:line="20" w:lineRule="exact"/>
+        <w:spacing w:before="0" w:after="0" w:line="50" w:lineRule="exact"/>
       </w:pPr>
     </w:p>
     <w:tbl>
@@ -3075,25 +3081,25 @@
                 <w:rFonts w:ascii="Avenir Next" w:hAnsi="Avenir Next" w:cs="Avenir Next" w:eastAsia="Avenir Next"/>
                 <w:b/>
                 <w:color w:val="1A1A1A"/>
+                <w:sz w:val="22"/>
+                <w:szCs w:val="20"/>
+              </w:rPr>
+              <w:t xml:space="preserve">10.</w:t>
+            </w:r>
+            <w:r>
+              <w:rPr>
+                <w:rFonts w:ascii="Avenir Next" w:hAnsi="Avenir Next" w:cs="Avenir Next" w:eastAsia="Avenir Next"/>
+                <w:color w:val="1A1A1A"/>
                 <w:sz w:val="20"/>
                 <w:szCs w:val="20"/>
               </w:rPr>
-              <w:t xml:space="preserve">10.</w:t>
-            </w:r>
-            <w:r>
-              <w:rPr>
-                <w:rFonts w:ascii="Avenir Next" w:hAnsi="Avenir Next" w:cs="Avenir Next" w:eastAsia="Avenir Next"/>
-                <w:color w:val="1A1A1A"/>
-                <w:sz w:val="20"/>
-                <w:szCs w:val="20"/>
-              </w:rPr>
               <w:tab/>
             </w:r>
             <w:r>
               <w:rPr>
                 <w:rFonts w:ascii="Avenir Next" w:hAnsi="Avenir Next" w:cs="Avenir Next" w:eastAsia="Avenir Next"/>
                 <w:color w:val="1A1A1A"/>
-                <w:sz w:val="20"/>
+                <w:sz w:val="22"/>
                 <w:szCs w:val="20"/>
               </w:rPr>
               <w:t xml:space="preserve">The point (5, −2) lies in —</w:t>
@@ -3149,25 +3155,25 @@
                       <w:rFonts w:ascii="Avenir Next" w:hAnsi="Avenir Next" w:cs="Avenir Next" w:eastAsia="Avenir Next"/>
                       <w:b/>
                       <w:color w:val="003A70"/>
+                      <w:sz w:val="22"/>
+                      <w:szCs w:val="19"/>
+                    </w:rPr>
+                    <w:t xml:space="preserve">A</w:t>
+                  </w:r>
+                  <w:r>
+                    <w:rPr>
+                      <w:rFonts w:ascii="Avenir Next" w:hAnsi="Avenir Next" w:cs="Avenir Next" w:eastAsia="Avenir Next"/>
+                      <w:color w:val="1A1A1A"/>
                       <w:sz w:val="19"/>
                       <w:szCs w:val="19"/>
                     </w:rPr>
-                    <w:t xml:space="preserve">A</w:t>
-                  </w:r>
-                  <w:r>
-                    <w:rPr>
-                      <w:rFonts w:ascii="Avenir Next" w:hAnsi="Avenir Next" w:cs="Avenir Next" w:eastAsia="Avenir Next"/>
-                      <w:color w:val="1A1A1A"/>
-                      <w:sz w:val="19"/>
-                      <w:szCs w:val="19"/>
-                    </w:rPr>
                     <w:tab/>
                   </w:r>
                   <w:r>
                     <w:rPr>
                       <w:rFonts w:ascii="Avenir Next" w:hAnsi="Avenir Next" w:cs="Avenir Next" w:eastAsia="Avenir Next"/>
                       <w:color w:val="1A1A1A"/>
-                      <w:sz w:val="19"/>
+                      <w:sz w:val="22"/>
                       <w:szCs w:val="19"/>
                     </w:rPr>
                     <w:t xml:space="preserve">Quadrant I</w:t>
@@ -3192,25 +3198,25 @@
                       <w:rFonts w:ascii="Avenir Next" w:hAnsi="Avenir Next" w:cs="Avenir Next" w:eastAsia="Avenir Next"/>
                       <w:b/>
                       <w:color w:val="003A70"/>
+                      <w:sz w:val="22"/>
+                      <w:szCs w:val="19"/>
+                    </w:rPr>
+                    <w:t xml:space="preserve">B</w:t>
+                  </w:r>
+                  <w:r>
+                    <w:rPr>
+                      <w:rFonts w:ascii="Avenir Next" w:hAnsi="Avenir Next" w:cs="Avenir Next" w:eastAsia="Avenir Next"/>
+                      <w:color w:val="1A1A1A"/>
                       <w:sz w:val="19"/>
                       <w:szCs w:val="19"/>
                     </w:rPr>
-                    <w:t xml:space="preserve">B</w:t>
-                  </w:r>
-                  <w:r>
-                    <w:rPr>
-                      <w:rFonts w:ascii="Avenir Next" w:hAnsi="Avenir Next" w:cs="Avenir Next" w:eastAsia="Avenir Next"/>
-                      <w:color w:val="1A1A1A"/>
-                      <w:sz w:val="19"/>
-                      <w:szCs w:val="19"/>
-                    </w:rPr>
                     <w:tab/>
                   </w:r>
                   <w:r>
                     <w:rPr>
                       <w:rFonts w:ascii="Avenir Next" w:hAnsi="Avenir Next" w:cs="Avenir Next" w:eastAsia="Avenir Next"/>
                       <w:color w:val="1A1A1A"/>
-                      <w:sz w:val="19"/>
+                      <w:sz w:val="22"/>
                       <w:szCs w:val="19"/>
                     </w:rPr>
                     <w:t xml:space="preserve">Quadrant II</w:t>
@@ -3235,25 +3241,25 @@
                       <w:rFonts w:ascii="Avenir Next" w:hAnsi="Avenir Next" w:cs="Avenir Next" w:eastAsia="Avenir Next"/>
                       <w:b/>
                       <w:color w:val="003A70"/>
+                      <w:sz w:val="22"/>
+                      <w:szCs w:val="19"/>
+                    </w:rPr>
+                    <w:t xml:space="preserve">C</w:t>
+                  </w:r>
+                  <w:r>
+                    <w:rPr>
+                      <w:rFonts w:ascii="Avenir Next" w:hAnsi="Avenir Next" w:cs="Avenir Next" w:eastAsia="Avenir Next"/>
+                      <w:color w:val="1A1A1A"/>
                       <w:sz w:val="19"/>
                       <w:szCs w:val="19"/>
                     </w:rPr>
-                    <w:t xml:space="preserve">C</w:t>
-                  </w:r>
-                  <w:r>
-                    <w:rPr>
-                      <w:rFonts w:ascii="Avenir Next" w:hAnsi="Avenir Next" w:cs="Avenir Next" w:eastAsia="Avenir Next"/>
-                      <w:color w:val="1A1A1A"/>
-                      <w:sz w:val="19"/>
-                      <w:szCs w:val="19"/>
-                    </w:rPr>
                     <w:tab/>
                   </w:r>
                   <w:r>
                     <w:rPr>
                       <w:rFonts w:ascii="Avenir Next" w:hAnsi="Avenir Next" w:cs="Avenir Next" w:eastAsia="Avenir Next"/>
                       <w:color w:val="1A1A1A"/>
-                      <w:sz w:val="19"/>
+                      <w:sz w:val="22"/>
                       <w:szCs w:val="19"/>
                     </w:rPr>
                     <w:t xml:space="preserve">Quadrant III</w:t>
@@ -3278,25 +3284,25 @@
                       <w:rFonts w:ascii="Avenir Next" w:hAnsi="Avenir Next" w:cs="Avenir Next" w:eastAsia="Avenir Next"/>
                       <w:b/>
                       <w:color w:val="003A70"/>
+                      <w:sz w:val="22"/>
+                      <w:szCs w:val="19"/>
+                    </w:rPr>
+                    <w:t xml:space="preserve">D</w:t>
+                  </w:r>
+                  <w:r>
+                    <w:rPr>
+                      <w:rFonts w:ascii="Avenir Next" w:hAnsi="Avenir Next" w:cs="Avenir Next" w:eastAsia="Avenir Next"/>
+                      <w:color w:val="1A1A1A"/>
                       <w:sz w:val="19"/>
                       <w:szCs w:val="19"/>
                     </w:rPr>
-                    <w:t xml:space="preserve">D</w:t>
-                  </w:r>
-                  <w:r>
-                    <w:rPr>
-                      <w:rFonts w:ascii="Avenir Next" w:hAnsi="Avenir Next" w:cs="Avenir Next" w:eastAsia="Avenir Next"/>
-                      <w:color w:val="1A1A1A"/>
-                      <w:sz w:val="19"/>
-                      <w:szCs w:val="19"/>
-                    </w:rPr>
                     <w:tab/>
                   </w:r>
                   <w:r>
                     <w:rPr>
                       <w:rFonts w:ascii="Avenir Next" w:hAnsi="Avenir Next" w:cs="Avenir Next" w:eastAsia="Avenir Next"/>
                       <w:color w:val="1A1A1A"/>
-                      <w:sz w:val="19"/>
+                      <w:sz w:val="22"/>
                       <w:szCs w:val="19"/>
                     </w:rPr>
                     <w:t xml:space="preserve">Quadrant IV</w:t>
@@ -3307,7 +3313,7 @@
           </w:tbl>
           <w:p>
             <w:pPr>
-              <w:spacing w:before="0" w:after="0" w:line="24" w:lineRule="auto"/>
+              <w:spacing w:before="0" w:after="0" w:line="50" w:lineRule="exact"/>
             </w:pPr>
           </w:p>
         </w:tc>
@@ -3315,12 +3321,12 @@
     </w:tbl>
     <w:p>
       <w:pPr>
-        <w:spacing w:before="0" w:after="0" w:line="20" w:lineRule="exact"/>
+        <w:spacing w:before="0" w:after="0" w:line="50" w:lineRule="exact"/>
       </w:pPr>
     </w:p>
     <w:p>
       <w:pPr>
-        <w:spacing w:before="0" w:after="0" w:line="20" w:lineRule="exact"/>
+        <w:spacing w:before="0" w:after="0" w:line="50" w:lineRule="exact"/>
       </w:pPr>
     </w:p>
     <w:tbl>
@@ -3370,25 +3376,25 @@
                 <w:rFonts w:ascii="Avenir Next" w:hAnsi="Avenir Next" w:cs="Avenir Next" w:eastAsia="Avenir Next"/>
                 <w:b/>
                 <w:color w:val="1A1A1A"/>
+                <w:sz w:val="22"/>
+                <w:szCs w:val="20"/>
+              </w:rPr>
+              <w:t xml:space="preserve">11.</w:t>
+            </w:r>
+            <w:r>
+              <w:rPr>
+                <w:rFonts w:ascii="Avenir Next" w:hAnsi="Avenir Next" w:cs="Avenir Next" w:eastAsia="Avenir Next"/>
+                <w:color w:val="1A1A1A"/>
                 <w:sz w:val="20"/>
                 <w:szCs w:val="20"/>
               </w:rPr>
-              <w:t xml:space="preserve">11.</w:t>
-            </w:r>
-            <w:r>
-              <w:rPr>
-                <w:rFonts w:ascii="Avenir Next" w:hAnsi="Avenir Next" w:cs="Avenir Next" w:eastAsia="Avenir Next"/>
-                <w:color w:val="1A1A1A"/>
-                <w:sz w:val="20"/>
-                <w:szCs w:val="20"/>
-              </w:rPr>
               <w:tab/>
             </w:r>
             <w:r>
               <w:rPr>
                 <w:rFonts w:ascii="Avenir Next" w:hAnsi="Avenir Next" w:cs="Avenir Next" w:eastAsia="Avenir Next"/>
                 <w:color w:val="1A1A1A"/>
-                <w:sz w:val="20"/>
+                <w:sz w:val="22"/>
                 <w:szCs w:val="20"/>
               </w:rPr>
               <w:t xml:space="preserve">A point with both coordinates negative lies in —</w:t>
@@ -3444,25 +3450,25 @@
                       <w:rFonts w:ascii="Avenir Next" w:hAnsi="Avenir Next" w:cs="Avenir Next" w:eastAsia="Avenir Next"/>
                       <w:b/>
                       <w:color w:val="003A70"/>
+                      <w:sz w:val="22"/>
+                      <w:szCs w:val="19"/>
+                    </w:rPr>
+                    <w:t xml:space="preserve">A</w:t>
+                  </w:r>
+                  <w:r>
+                    <w:rPr>
+                      <w:rFonts w:ascii="Avenir Next" w:hAnsi="Avenir Next" w:cs="Avenir Next" w:eastAsia="Avenir Next"/>
+                      <w:color w:val="1A1A1A"/>
                       <w:sz w:val="19"/>
                       <w:szCs w:val="19"/>
                     </w:rPr>
-                    <w:t xml:space="preserve">A</w:t>
-                  </w:r>
-                  <w:r>
-                    <w:rPr>
-                      <w:rFonts w:ascii="Avenir Next" w:hAnsi="Avenir Next" w:cs="Avenir Next" w:eastAsia="Avenir Next"/>
-                      <w:color w:val="1A1A1A"/>
-                      <w:sz w:val="19"/>
-                      <w:szCs w:val="19"/>
-                    </w:rPr>
                     <w:tab/>
                   </w:r>
                   <w:r>
                     <w:rPr>
                       <w:rFonts w:ascii="Avenir Next" w:hAnsi="Avenir Next" w:cs="Avenir Next" w:eastAsia="Avenir Next"/>
                       <w:color w:val="1A1A1A"/>
-                      <w:sz w:val="19"/>
+                      <w:sz w:val="22"/>
                       <w:szCs w:val="19"/>
                     </w:rPr>
                     <w:t xml:space="preserve">Quadrant I</w:t>
@@ -3487,25 +3493,25 @@
                       <w:rFonts w:ascii="Avenir Next" w:hAnsi="Avenir Next" w:cs="Avenir Next" w:eastAsia="Avenir Next"/>
                       <w:b/>
                       <w:color w:val="003A70"/>
+                      <w:sz w:val="22"/>
+                      <w:szCs w:val="19"/>
+                    </w:rPr>
+                    <w:t xml:space="preserve">B</w:t>
+                  </w:r>
+                  <w:r>
+                    <w:rPr>
+                      <w:rFonts w:ascii="Avenir Next" w:hAnsi="Avenir Next" w:cs="Avenir Next" w:eastAsia="Avenir Next"/>
+                      <w:color w:val="1A1A1A"/>
                       <w:sz w:val="19"/>
                       <w:szCs w:val="19"/>
                     </w:rPr>
-                    <w:t xml:space="preserve">B</w:t>
-                  </w:r>
-                  <w:r>
-                    <w:rPr>
-                      <w:rFonts w:ascii="Avenir Next" w:hAnsi="Avenir Next" w:cs="Avenir Next" w:eastAsia="Avenir Next"/>
-                      <w:color w:val="1A1A1A"/>
-                      <w:sz w:val="19"/>
-                      <w:szCs w:val="19"/>
-                    </w:rPr>
                     <w:tab/>
                   </w:r>
                   <w:r>
                     <w:rPr>
                       <w:rFonts w:ascii="Avenir Next" w:hAnsi="Avenir Next" w:cs="Avenir Next" w:eastAsia="Avenir Next"/>
                       <w:color w:val="1A1A1A"/>
-                      <w:sz w:val="19"/>
+                      <w:sz w:val="22"/>
                       <w:szCs w:val="19"/>
                     </w:rPr>
                     <w:t xml:space="preserve">Quadrant II</w:t>
@@ -3530,25 +3536,25 @@
                       <w:rFonts w:ascii="Avenir Next" w:hAnsi="Avenir Next" w:cs="Avenir Next" w:eastAsia="Avenir Next"/>
                       <w:b/>
                       <w:color w:val="003A70"/>
+                      <w:sz w:val="22"/>
+                      <w:szCs w:val="19"/>
+                    </w:rPr>
+                    <w:t xml:space="preserve">C</w:t>
+                  </w:r>
+                  <w:r>
+                    <w:rPr>
+                      <w:rFonts w:ascii="Avenir Next" w:hAnsi="Avenir Next" w:cs="Avenir Next" w:eastAsia="Avenir Next"/>
+                      <w:color w:val="1A1A1A"/>
                       <w:sz w:val="19"/>
                       <w:szCs w:val="19"/>
                     </w:rPr>
-                    <w:t xml:space="preserve">C</w:t>
-                  </w:r>
-                  <w:r>
-                    <w:rPr>
-                      <w:rFonts w:ascii="Avenir Next" w:hAnsi="Avenir Next" w:cs="Avenir Next" w:eastAsia="Avenir Next"/>
-                      <w:color w:val="1A1A1A"/>
-                      <w:sz w:val="19"/>
-                      <w:szCs w:val="19"/>
-                    </w:rPr>
                     <w:tab/>
                   </w:r>
                   <w:r>
                     <w:rPr>
                       <w:rFonts w:ascii="Avenir Next" w:hAnsi="Avenir Next" w:cs="Avenir Next" w:eastAsia="Avenir Next"/>
                       <w:color w:val="1A1A1A"/>
-                      <w:sz w:val="19"/>
+                      <w:sz w:val="22"/>
                       <w:szCs w:val="19"/>
                     </w:rPr>
                     <w:t xml:space="preserve">Quadrant III</w:t>
@@ -3573,25 +3579,25 @@
                       <w:rFonts w:ascii="Avenir Next" w:hAnsi="Avenir Next" w:cs="Avenir Next" w:eastAsia="Avenir Next"/>
                       <w:b/>
                       <w:color w:val="003A70"/>
+                      <w:sz w:val="22"/>
+                      <w:szCs w:val="19"/>
+                    </w:rPr>
+                    <w:t xml:space="preserve">D</w:t>
+                  </w:r>
+                  <w:r>
+                    <w:rPr>
+                      <w:rFonts w:ascii="Avenir Next" w:hAnsi="Avenir Next" w:cs="Avenir Next" w:eastAsia="Avenir Next"/>
+                      <w:color w:val="1A1A1A"/>
                       <w:sz w:val="19"/>
                       <w:szCs w:val="19"/>
                     </w:rPr>
-                    <w:t xml:space="preserve">D</w:t>
-                  </w:r>
-                  <w:r>
-                    <w:rPr>
-                      <w:rFonts w:ascii="Avenir Next" w:hAnsi="Avenir Next" w:cs="Avenir Next" w:eastAsia="Avenir Next"/>
-                      <w:color w:val="1A1A1A"/>
-                      <w:sz w:val="19"/>
-                      <w:szCs w:val="19"/>
-                    </w:rPr>
                     <w:tab/>
                   </w:r>
                   <w:r>
                     <w:rPr>
                       <w:rFonts w:ascii="Avenir Next" w:hAnsi="Avenir Next" w:cs="Avenir Next" w:eastAsia="Avenir Next"/>
                       <w:color w:val="1A1A1A"/>
-                      <w:sz w:val="19"/>
+                      <w:sz w:val="22"/>
                       <w:szCs w:val="19"/>
                     </w:rPr>
                     <w:t xml:space="preserve">Quadrant IV</w:t>
@@ -3602,7 +3608,7 @@
           </w:tbl>
           <w:p>
             <w:pPr>
-              <w:spacing w:before="0" w:after="0" w:line="24" w:lineRule="auto"/>
+              <w:spacing w:before="0" w:after="0" w:line="50" w:lineRule="exact"/>
             </w:pPr>
           </w:p>
         </w:tc>
@@ -3610,11 +3616,12 @@
     </w:tbl>
     <w:p>
       <w:pPr>
-        <w:spacing w:before="0" w:after="0" w:line="20" w:lineRule="exact"/>
+        <w:spacing w:before="0" w:after="0" w:line="50" w:lineRule="exact"/>
       </w:pPr>
     </w:p>
     <w:p>
       <w:pPr>
+        <w:pStyle w:val="Heading2"/>
         <w:keepNext/>
         <w:pBdr>
           <w:bottom w:val="single" w:sz="8" w:space="3" w:color="003A70"/>
@@ -3630,7 +3637,7 @@
           <w:b/>
           <w:color w:val="003A70"/>
           <w:spacing w:val="14"/>
-          <w:sz w:val="19"/>
+          <w:sz w:val="22"/>
           <w:szCs w:val="19"/>
         </w:rPr>
         <w:t xml:space="preserve">SELF-CHECK CODE</w:t>
@@ -3649,7 +3656,7 @@
           <w:rFonts w:ascii="Avenir Next" w:hAnsi="Avenir Next" w:cs="Avenir Next" w:eastAsia="Avenir Next"/>
           <w:i/>
           <w:color w:val="5A5F66"/>
-          <w:sz w:val="17"/>
+          <w:sz w:val="22"/>
           <w:szCs w:val="17"/>
         </w:rPr>
         <w:t xml:space="preserve">find your answer · copy its letter into that problem’s box · spell a math word</w:t>
@@ -3707,7 +3714,7 @@
                 <w:rFonts w:ascii="Avenir Next" w:hAnsi="Avenir Next" w:cs="Avenir Next" w:eastAsia="Avenir Next"/>
                 <w:b/>
                 <w:color w:val="1A1A1A"/>
-                <w:sz w:val="18"/>
+                <w:sz w:val="22"/>
                 <w:szCs w:val="18"/>
               </w:rPr>
               <w:t xml:space="preserve">(9, 5)</w:t>
@@ -3723,7 +3730,7 @@
                 <w:rFonts w:ascii="Avenir Next" w:hAnsi="Avenir Next" w:cs="Avenir Next" w:eastAsia="Avenir Next"/>
                 <w:b/>
                 <w:color w:val="003A70"/>
-                <w:sz w:val="18"/>
+                <w:sz w:val="22"/>
                 <w:szCs w:val="18"/>
               </w:rPr>
               <w:t xml:space="preserve">Z</w:t>
@@ -3746,7 +3753,7 @@
                 <w:rFonts w:ascii="Avenir Next" w:hAnsi="Avenir Next" w:cs="Avenir Next" w:eastAsia="Avenir Next"/>
                 <w:b/>
                 <w:color w:val="1A1A1A"/>
-                <w:sz w:val="18"/>
+                <w:sz w:val="22"/>
                 <w:szCs w:val="18"/>
               </w:rPr>
               <w:t xml:space="preserve">(−9, −5)</w:t>
@@ -3762,7 +3769,7 @@
                 <w:rFonts w:ascii="Avenir Next" w:hAnsi="Avenir Next" w:cs="Avenir Next" w:eastAsia="Avenir Next"/>
                 <w:b/>
                 <w:color w:val="003A70"/>
-                <w:sz w:val="18"/>
+                <w:sz w:val="22"/>
                 <w:szCs w:val="18"/>
               </w:rPr>
               <w:t xml:space="preserve">I</w:t>
@@ -3785,7 +3792,7 @@
                 <w:rFonts w:ascii="Avenir Next" w:hAnsi="Avenir Next" w:cs="Avenir Next" w:eastAsia="Avenir Next"/>
                 <w:b/>
                 <w:color w:val="1A1A1A"/>
-                <w:sz w:val="18"/>
+                <w:sz w:val="22"/>
                 <w:szCs w:val="18"/>
               </w:rPr>
               <w:t xml:space="preserve">II</w:t>
@@ -3801,7 +3808,7 @@
                 <w:rFonts w:ascii="Avenir Next" w:hAnsi="Avenir Next" w:cs="Avenir Next" w:eastAsia="Avenir Next"/>
                 <w:b/>
                 <w:color w:val="003A70"/>
-                <w:sz w:val="18"/>
+                <w:sz w:val="22"/>
                 <w:szCs w:val="18"/>
               </w:rPr>
               <w:t xml:space="preserve">P</w:t>
@@ -3824,7 +3831,7 @@
                 <w:rFonts w:ascii="Avenir Next" w:hAnsi="Avenir Next" w:cs="Avenir Next" w:eastAsia="Avenir Next"/>
                 <w:b/>
                 <w:color w:val="1A1A1A"/>
-                <w:sz w:val="18"/>
+                <w:sz w:val="22"/>
                 <w:szCs w:val="18"/>
               </w:rPr>
               <w:t xml:space="preserve">(−5, −9)</w:t>
@@ -3840,7 +3847,7 @@
                 <w:rFonts w:ascii="Avenir Next" w:hAnsi="Avenir Next" w:cs="Avenir Next" w:eastAsia="Avenir Next"/>
                 <w:b/>
                 <w:color w:val="003A70"/>
-                <w:sz w:val="18"/>
+                <w:sz w:val="22"/>
                 <w:szCs w:val="18"/>
               </w:rPr>
               <w:t xml:space="preserve">Q</w:t>
@@ -3863,7 +3870,7 @@
                 <w:rFonts w:ascii="Avenir Next" w:hAnsi="Avenir Next" w:cs="Avenir Next" w:eastAsia="Avenir Next"/>
                 <w:b/>
                 <w:color w:val="1A1A1A"/>
-                <w:sz w:val="18"/>
+                <w:sz w:val="22"/>
                 <w:szCs w:val="18"/>
               </w:rPr>
               <w:t xml:space="preserve">(0, 0)</w:t>
@@ -3879,7 +3886,7 @@
                 <w:rFonts w:ascii="Avenir Next" w:hAnsi="Avenir Next" w:cs="Avenir Next" w:eastAsia="Avenir Next"/>
                 <w:b/>
                 <w:color w:val="003A70"/>
-                <w:sz w:val="18"/>
+                <w:sz w:val="22"/>
                 <w:szCs w:val="18"/>
               </w:rPr>
               <w:t xml:space="preserve">N</w:t>
@@ -3902,7 +3909,7 @@
                 <w:rFonts w:ascii="Avenir Next" w:hAnsi="Avenir Next" w:cs="Avenir Next" w:eastAsia="Avenir Next"/>
                 <w:b/>
                 <w:color w:val="1A1A1A"/>
-                <w:sz w:val="18"/>
+                <w:sz w:val="22"/>
                 <w:szCs w:val="18"/>
               </w:rPr>
               <w:t xml:space="preserve">y-axis</w:t>
@@ -3918,7 +3925,7 @@
                 <w:rFonts w:ascii="Avenir Next" w:hAnsi="Avenir Next" w:cs="Avenir Next" w:eastAsia="Avenir Next"/>
                 <w:b/>
                 <w:color w:val="003A70"/>
-                <w:sz w:val="18"/>
+                <w:sz w:val="22"/>
                 <w:szCs w:val="18"/>
               </w:rPr>
               <w:t xml:space="preserve">O</w:t>
@@ -3941,7 +3948,7 @@
                 <w:rFonts w:ascii="Avenir Next" w:hAnsi="Avenir Next" w:cs="Avenir Next" w:eastAsia="Avenir Next"/>
                 <w:b/>
                 <w:color w:val="1A1A1A"/>
-                <w:sz w:val="18"/>
+                <w:sz w:val="22"/>
                 <w:szCs w:val="18"/>
               </w:rPr>
               <w:t xml:space="preserve">2</w:t>
@@ -3957,7 +3964,7 @@
                 <w:rFonts w:ascii="Avenir Next" w:hAnsi="Avenir Next" w:cs="Avenir Next" w:eastAsia="Avenir Next"/>
                 <w:b/>
                 <w:color w:val="003A70"/>
-                <w:sz w:val="18"/>
+                <w:sz w:val="22"/>
                 <w:szCs w:val="18"/>
               </w:rPr>
               <w:t xml:space="preserve">X</w:t>
@@ -3980,7 +3987,7 @@
                 <w:rFonts w:ascii="Avenir Next" w:hAnsi="Avenir Next" w:cs="Avenir Next" w:eastAsia="Avenir Next"/>
                 <w:b/>
                 <w:color w:val="1A1A1A"/>
-                <w:sz w:val="18"/>
+                <w:sz w:val="22"/>
                 <w:szCs w:val="18"/>
               </w:rPr>
               <w:t xml:space="preserve">−2</w:t>
@@ -3996,7 +4003,7 @@
                 <w:rFonts w:ascii="Avenir Next" w:hAnsi="Avenir Next" w:cs="Avenir Next" w:eastAsia="Avenir Next"/>
                 <w:b/>
                 <w:color w:val="003A70"/>
-                <w:sz w:val="18"/>
+                <w:sz w:val="22"/>
                 <w:szCs w:val="18"/>
               </w:rPr>
               <w:t xml:space="preserve">T</w:t>
@@ -4019,7 +4026,7 @@
                 <w:rFonts w:ascii="Avenir Next" w:hAnsi="Avenir Next" w:cs="Avenir Next" w:eastAsia="Avenir Next"/>
                 <w:b/>
                 <w:color w:val="1A1A1A"/>
-                <w:sz w:val="18"/>
+                <w:sz w:val="22"/>
                 <w:szCs w:val="18"/>
               </w:rPr>
               <w:t xml:space="preserve">6</w:t>
@@ -4035,7 +4042,7 @@
                 <w:rFonts w:ascii="Avenir Next" w:hAnsi="Avenir Next" w:cs="Avenir Next" w:eastAsia="Avenir Next"/>
                 <w:b/>
                 <w:color w:val="003A70"/>
-                <w:sz w:val="18"/>
+                <w:sz w:val="22"/>
                 <w:szCs w:val="18"/>
               </w:rPr>
               <w:t xml:space="preserve">S</w:t>
@@ -4046,7 +4053,7 @@
     </w:tbl>
     <w:p>
       <w:pPr>
-        <w:spacing w:before="0" w:after="0" w:line="60" w:lineRule="auto"/>
+        <w:spacing w:before="0" w:after="0" w:line="50" w:lineRule="exact"/>
       </w:pPr>
     </w:p>
     <w:tbl>
@@ -4213,7 +4220,7 @@
     </w:tbl>
     <w:p>
       <w:pPr>
-        <w:spacing w:before="0" w:after="0" w:line="40" w:lineRule="auto"/>
+        <w:spacing w:before="0" w:after="0" w:line="50" w:lineRule="exact"/>
       </w:pPr>
     </w:p>
     <w:tbl>
@@ -4255,6 +4262,7 @@
           </w:tcPr>
           <w:p>
             <w:pPr>
+              <w:pStyle w:val="Heading2"/>
               <w:spacing w:before="0" w:after="0" w:line="240" w:lineRule="auto"/>
             </w:pPr>
             <w:r>
@@ -4292,7 +4300,7 @@
               <w:rPr>
                 <w:rFonts w:ascii="Avenir Next" w:hAnsi="Avenir Next" w:cs="Avenir Next" w:eastAsia="Avenir Next"/>
                 <w:color w:val="1A1A1A"/>
-                <w:sz w:val="17"/>
+                <w:sz w:val="22"/>
                 <w:szCs w:val="17"/>
               </w:rPr>
               <w:t xml:space="preserve">  I can do this on my own</w:t>
@@ -4321,7 +4329,7 @@
               <w:rPr>
                 <w:rFonts w:ascii="Avenir Next" w:hAnsi="Avenir Next" w:cs="Avenir Next" w:eastAsia="Avenir Next"/>
                 <w:color w:val="1A1A1A"/>
-                <w:sz w:val="17"/>
+                <w:sz w:val="22"/>
                 <w:szCs w:val="17"/>
               </w:rPr>
               <w:t xml:space="preserve">  I need a little help</w:t>
@@ -4350,7 +4358,7 @@
               <w:rPr>
                 <w:rFonts w:ascii="Avenir Next" w:hAnsi="Avenir Next" w:cs="Avenir Next" w:eastAsia="Avenir Next"/>
                 <w:color w:val="1A1A1A"/>
-                <w:sz w:val="17"/>
+                <w:sz w:val="22"/>
                 <w:szCs w:val="17"/>
               </w:rPr>
               <w:t xml:space="preserve">  I have a question about #</w:t>
@@ -4371,7 +4379,7 @@
     </w:tbl>
     <w:p>
       <w:pPr>
-        <w:spacing w:before="0" w:after="0" w:line="20" w:lineRule="exact"/>
+        <w:spacing w:before="0" w:after="0" w:line="50" w:lineRule="exact"/>
       </w:pPr>
     </w:p>
     <w:sectPr>
@@ -4457,7 +4465,106 @@
               <w:sz w:val="15"/>
               <w:szCs w:val="15"/>
             </w:rPr>
-            <w:t xml:space="preserve">Lesson 7-5  ·  Session 1  ·  Practice Form B</w:t>
+            <w:t xml:space="preserve">7-5 · Page </w:t>
+          </w:r>
+          <w:r>
+            <w:rPr>
+              <w:rFonts w:ascii="Avenir Next" w:hAnsi="Avenir Next" w:cs="Avenir Next" w:eastAsia="Avenir Next"/>
+              <w:color w:val="5A5F66"/>
+              <w:sz w:val="15"/>
+              <w:szCs w:val="15"/>
+            </w:rPr>
+            <w:fldChar w:fldCharType="begin"/>
+          </w:r>
+          <w:r>
+            <w:rPr>
+              <w:rFonts w:ascii="Avenir Next" w:hAnsi="Avenir Next" w:cs="Avenir Next" w:eastAsia="Avenir Next"/>
+              <w:color w:val="5A5F66"/>
+              <w:sz w:val="15"/>
+              <w:szCs w:val="15"/>
+            </w:rPr>
+            <w:instrText xml:space="preserve"> PAGE </w:instrText>
+          </w:r>
+          <w:r>
+            <w:rPr>
+              <w:rFonts w:ascii="Avenir Next" w:hAnsi="Avenir Next" w:cs="Avenir Next" w:eastAsia="Avenir Next"/>
+              <w:color w:val="5A5F66"/>
+              <w:sz w:val="15"/>
+              <w:szCs w:val="15"/>
+            </w:rPr>
+            <w:fldChar w:fldCharType="separate"/>
+          </w:r>
+          <w:r>
+            <w:rPr>
+              <w:rFonts w:ascii="Avenir Next" w:hAnsi="Avenir Next" w:cs="Avenir Next" w:eastAsia="Avenir Next"/>
+              <w:color w:val="5A5F66"/>
+              <w:sz w:val="15"/>
+              <w:szCs w:val="15"/>
+            </w:rPr>
+            <w:t xml:space="preserve">1</w:t>
+          </w:r>
+          <w:r>
+            <w:rPr>
+              <w:rFonts w:ascii="Avenir Next" w:hAnsi="Avenir Next" w:cs="Avenir Next" w:eastAsia="Avenir Next"/>
+              <w:color w:val="5A5F66"/>
+              <w:sz w:val="15"/>
+              <w:szCs w:val="15"/>
+            </w:rPr>
+            <w:fldChar w:fldCharType="end"/>
+          </w:r>
+          <w:r>
+            <w:rPr>
+              <w:rFonts w:ascii="Avenir Next" w:hAnsi="Avenir Next" w:cs="Avenir Next" w:eastAsia="Avenir Next"/>
+              <w:color w:val="5A5F66"/>
+              <w:sz w:val="15"/>
+              <w:szCs w:val="15"/>
+            </w:rPr>
+            <w:t xml:space="preserve"> of </w:t>
+          </w:r>
+          <w:r>
+            <w:rPr>
+              <w:rFonts w:ascii="Avenir Next" w:hAnsi="Avenir Next" w:cs="Avenir Next" w:eastAsia="Avenir Next"/>
+              <w:color w:val="5A5F66"/>
+              <w:sz w:val="15"/>
+              <w:szCs w:val="15"/>
+            </w:rPr>
+            <w:fldChar w:fldCharType="begin"/>
+          </w:r>
+          <w:r>
+            <w:rPr>
+              <w:rFonts w:ascii="Avenir Next" w:hAnsi="Avenir Next" w:cs="Avenir Next" w:eastAsia="Avenir Next"/>
+              <w:color w:val="5A5F66"/>
+              <w:sz w:val="15"/>
+              <w:szCs w:val="15"/>
+            </w:rPr>
+            <w:instrText xml:space="preserve"> NUMPAGES </w:instrText>
+          </w:r>
+          <w:r>
+            <w:rPr>
+              <w:rFonts w:ascii="Avenir Next" w:hAnsi="Avenir Next" w:cs="Avenir Next" w:eastAsia="Avenir Next"/>
+              <w:color w:val="5A5F66"/>
+              <w:sz w:val="15"/>
+              <w:szCs w:val="15"/>
+            </w:rPr>
+            <w:fldChar w:fldCharType="separate"/>
+          </w:r>
+          <w:r>
+            <w:rPr>
+              <w:rFonts w:ascii="Avenir Next" w:hAnsi="Avenir Next" w:cs="Avenir Next" w:eastAsia="Avenir Next"/>
+              <w:color w:val="5A5F66"/>
+              <w:sz w:val="15"/>
+              <w:szCs w:val="15"/>
+            </w:rPr>
+            <w:t xml:space="preserve">1</w:t>
+          </w:r>
+          <w:r>
+            <w:rPr>
+              <w:rFonts w:ascii="Avenir Next" w:hAnsi="Avenir Next" w:cs="Avenir Next" w:eastAsia="Avenir Next"/>
+              <w:color w:val="5A5F66"/>
+              <w:sz w:val="15"/>
+              <w:szCs w:val="15"/>
+            </w:rPr>
+            <w:fldChar w:fldCharType="end"/>
           </w:r>
         </w:p>
       </w:tc>
@@ -4500,5 +4607,23 @@
       </w:tblCellMar>
     </w:tblPr>
   </w:style>
+  <w:style w:type="paragraph" w:styleId="Heading1">
+    <w:name w:val="heading 1"/>
+    <w:basedOn w:val="Normal"/>
+    <w:pPr>
+      <w:outlineLvl w:val="0"/>
+      <w:keepNext w:val="0"/>
+      <w:keepLines w:val="0"/>
+    </w:pPr>
+  </w:style>
+  <w:style w:type="paragraph" w:styleId="Heading2">
+    <w:name w:val="heading 2"/>
+    <w:basedOn w:val="Normal"/>
+    <w:pPr>
+      <w:outlineLvl w:val="1"/>
+      <w:keepNext w:val="0"/>
+      <w:keepLines w:val="0"/>
+    </w:pPr>
+  </w:style>
 </w:styles>
 </file>